--- a/defense/docs/front_matter/FRONT_MATTER_KZ_GOST_2026-08-13.docx
+++ b/defense/docs/front_matter/FRONT_MATTER_KZ_GOST_2026-08-13.docx
@@ -14,6 +14,7 @@
           <w:b/>
           <w:i w:val="0"/>
           <w:sz w:val="28"/>
+          <w:u w:val="none"/>
         </w:rPr>
         <w:t>Халықаралық ақпараттық технологиялар университеті</w:t>
       </w:r>
@@ -32,6 +33,7 @@
           <w:b w:val="0"/>
           <w:i w:val="0"/>
           <w:sz w:val="28"/>
+          <w:u w:val="none"/>
         </w:rPr>
         <w:t>ӘОЖ: 004.93:617.735</w:t>
       </w:r>
@@ -41,6 +43,7 @@
           <w:b w:val="0"/>
           <w:i w:val="0"/>
           <w:sz w:val="28"/>
+          <w:u w:val="none"/>
         </w:rPr>
         <w:tab/>
         <w:t>Қолжазба құқығында</w:t>
@@ -100,6 +103,7 @@
           <w:b/>
           <w:i w:val="0"/>
           <w:sz w:val="28"/>
+          <w:u w:val="none"/>
         </w:rPr>
         <w:t>ЕСМУХАМЕДОВ НҰРМАҒАНБЕТ СЕЙТҚАЛИҰЛЫ</w:t>
       </w:r>
@@ -140,8 +144,9 @@
           <w:b/>
           <w:i w:val="0"/>
           <w:sz w:val="32"/>
+          <w:u w:val="none"/>
         </w:rPr>
-        <w:t>Fundus кескіндерін жақсарту және CNN жіктеуі арқылы диабеттік ретинопатияны автоматтандырылған диагностикалау</w:t>
+        <w:t>Компьютерлік өңдеу жүйесі және көз түбі деректерін талдаумен диабеттік ретинопатияны емдеу кезіндегі лазерлік коагуляцияны қолдау</w:t>
       </w:r>
     </w:p>
     <w:p>
@@ -156,8 +161,9 @@
           <w:b w:val="0"/>
           <w:i w:val="0"/>
           <w:sz w:val="28"/>
+          <w:u w:val="none"/>
         </w:rPr>
-        <w:t>8D06104 – Есептеу техникасы және бағдарламалық жасақтама</w:t>
+        <w:t>8D06102 – Компьютерлік және программалық инженерия</w:t>
       </w:r>
     </w:p>
     <w:p>
@@ -178,6 +184,7 @@
           <w:b w:val="0"/>
           <w:i w:val="0"/>
           <w:sz w:val="28"/>
+          <w:u w:val="none"/>
         </w:rPr>
         <w:t>Философия докторы (PhD) дәрежесін</w:t>
       </w:r>
@@ -194,6 +201,7 @@
           <w:b w:val="0"/>
           <w:i w:val="0"/>
           <w:sz w:val="28"/>
+          <w:u w:val="none"/>
         </w:rPr>
         <w:t>алуға арналған диссертация</w:t>
       </w:r>
@@ -228,6 +236,7 @@
           <w:b w:val="0"/>
           <w:i w:val="0"/>
           <w:sz w:val="28"/>
+          <w:u w:val="none"/>
         </w:rPr>
         <w:t>Ғылыми консультанты</w:t>
       </w:r>
@@ -244,6 +253,7 @@
           <w:b w:val="0"/>
           <w:i w:val="0"/>
           <w:sz w:val="28"/>
+          <w:u w:val="none"/>
         </w:rPr>
         <w:t>физика-математика ғылымдарының кандидаты,</w:t>
       </w:r>
@@ -260,6 +270,7 @@
           <w:b w:val="0"/>
           <w:i w:val="0"/>
           <w:sz w:val="28"/>
+          <w:u w:val="none"/>
         </w:rPr>
         <w:t>қауымдастырылған профессор, Халықаралық ақпараттық технологиялар университеті</w:t>
       </w:r>
@@ -276,6 +287,7 @@
           <w:b w:val="0"/>
           <w:i w:val="0"/>
           <w:sz w:val="28"/>
+          <w:u w:val="none"/>
         </w:rPr>
         <w:t>Сапакова С.З.</w:t>
       </w:r>
@@ -299,6 +311,7 @@
           <w:b w:val="0"/>
           <w:i w:val="0"/>
           <w:sz w:val="28"/>
+          <w:u w:val="none"/>
         </w:rPr>
         <w:t>Шетелдік ғылыми консультанты</w:t>
       </w:r>
@@ -315,6 +328,7 @@
           <w:b w:val="0"/>
           <w:i w:val="0"/>
           <w:sz w:val="28"/>
+          <w:u w:val="none"/>
         </w:rPr>
         <w:t>профессор, Universiti Putra Malaysia</w:t>
       </w:r>
@@ -331,6 +345,7 @@
           <w:b w:val="0"/>
           <w:i w:val="0"/>
           <w:sz w:val="28"/>
+          <w:u w:val="none"/>
         </w:rPr>
         <w:t>Al-Haddad S.A.R.</w:t>
       </w:r>
@@ -383,6 +398,7 @@
           <w:b w:val="0"/>
           <w:i w:val="0"/>
           <w:sz w:val="28"/>
+          <w:u w:val="none"/>
         </w:rPr>
         <w:t>Қазақстан Республикасы</w:t>
       </w:r>
@@ -399,6 +415,7 @@
           <w:b w:val="0"/>
           <w:i w:val="0"/>
           <w:sz w:val="28"/>
+          <w:u w:val="none"/>
         </w:rPr>
         <w:t>Алматы, 2026</w:t>
       </w:r>
@@ -419,6 +436,7 @@
           <w:b/>
           <w:i w:val="0"/>
           <w:sz w:val="32"/>
+          <w:u w:val="none"/>
         </w:rPr>
         <w:t>МАЗМҰНЫ</w:t>
       </w:r>
@@ -438,6 +456,7 @@
           <w:b/>
           <w:i w:val="0"/>
           <w:sz w:val="28"/>
+          <w:u w:val="none"/>
         </w:rPr>
         <w:t>НОРМАТИВТІК СІЛТЕМЕЛЕР</w:t>
       </w:r>
@@ -447,6 +466,7 @@
           <w:b/>
           <w:i w:val="0"/>
           <w:sz w:val="28"/>
+          <w:u w:val="none"/>
         </w:rPr>
         <w:tab/>
         <w:t>—</w:t>
@@ -467,6 +487,7 @@
           <w:b/>
           <w:i w:val="0"/>
           <w:sz w:val="28"/>
+          <w:u w:val="none"/>
         </w:rPr>
         <w:t>БЕЛГІЛЕУЛЕР МЕН ҚЫСҚАРТУЛАР</w:t>
       </w:r>
@@ -476,6 +497,7 @@
           <w:b/>
           <w:i w:val="0"/>
           <w:sz w:val="28"/>
+          <w:u w:val="none"/>
         </w:rPr>
         <w:tab/>
         <w:t>—</w:t>
@@ -496,6 +518,7 @@
           <w:b/>
           <w:i w:val="0"/>
           <w:sz w:val="28"/>
+          <w:u w:val="none"/>
         </w:rPr>
         <w:t>АНЫҚТАМАЛАР</w:t>
       </w:r>
@@ -505,6 +528,7 @@
           <w:b/>
           <w:i w:val="0"/>
           <w:sz w:val="28"/>
+          <w:u w:val="none"/>
         </w:rPr>
         <w:tab/>
         <w:t>—</w:t>
@@ -525,6 +549,7 @@
           <w:b/>
           <w:i w:val="0"/>
           <w:sz w:val="28"/>
+          <w:u w:val="none"/>
         </w:rPr>
         <w:t>КІРІСПЕ</w:t>
       </w:r>
@@ -534,6 +559,7 @@
           <w:b/>
           <w:i w:val="0"/>
           <w:sz w:val="28"/>
+          <w:u w:val="none"/>
         </w:rPr>
         <w:tab/>
         <w:t>1</w:t>
@@ -554,6 +580,7 @@
           <w:b/>
           <w:i w:val="0"/>
           <w:sz w:val="28"/>
+          <w:u w:val="none"/>
         </w:rPr>
         <w:t>1 ДИАБЕТТІК РЕТИНОПАТИЯНЫ АВТОМАТТАНДЫРЫЛҒАН ДИАГНОСТИКАЛАУДЫҢ ПРОБЛЕМАЛЫҚ САЛАСЫН ТАЛДАУ ЖӘНЕ ҚАЗІРГІ ЖАЙ-КҮЙІ</w:t>
       </w:r>
@@ -563,6 +590,7 @@
           <w:b/>
           <w:i w:val="0"/>
           <w:sz w:val="28"/>
+          <w:u w:val="none"/>
         </w:rPr>
         <w:tab/>
         <w:t>24</w:t>
@@ -583,6 +611,7 @@
           <w:b w:val="0"/>
           <w:i w:val="0"/>
           <w:sz w:val="28"/>
+          <w:u w:val="none"/>
         </w:rPr>
         <w:t>1.1 Диабеттік ретинопатияның медициналық және эпидемиологиялық контексті</w:t>
       </w:r>
@@ -592,6 +621,7 @@
           <w:b w:val="0"/>
           <w:i w:val="0"/>
           <w:sz w:val="28"/>
+          <w:u w:val="none"/>
         </w:rPr>
         <w:tab/>
         <w:t>24</w:t>
@@ -612,6 +642,7 @@
           <w:b w:val="0"/>
           <w:i w:val="0"/>
           <w:sz w:val="28"/>
+          <w:u w:val="none"/>
         </w:rPr>
         <w:t>1.1.1 Патофизиология және клиникалық градациялау жүйелері</w:t>
       </w:r>
@@ -621,6 +652,7 @@
           <w:b w:val="0"/>
           <w:i w:val="0"/>
           <w:sz w:val="28"/>
+          <w:u w:val="none"/>
         </w:rPr>
         <w:tab/>
         <w:t>24</w:t>
@@ -641,6 +673,7 @@
           <w:b w:val="0"/>
           <w:i w:val="0"/>
           <w:sz w:val="28"/>
+          <w:u w:val="none"/>
         </w:rPr>
         <w:t>1.1.2 Ресурсы шектеулі денсаулық сақтау орталарындағы скрининг талаптары</w:t>
       </w:r>
@@ -650,6 +683,7 @@
           <w:b w:val="0"/>
           <w:i w:val="0"/>
           <w:sz w:val="28"/>
+          <w:u w:val="none"/>
         </w:rPr>
         <w:tab/>
         <w:t>27</w:t>
@@ -670,6 +704,7 @@
           <w:b w:val="0"/>
           <w:i w:val="0"/>
           <w:sz w:val="28"/>
+          <w:u w:val="none"/>
         </w:rPr>
         <w:t>1.2 Fundus кескіндерін алу және сапа вариабельдігі</w:t>
       </w:r>
@@ -679,6 +714,7 @@
           <w:b w:val="0"/>
           <w:i w:val="0"/>
           <w:sz w:val="28"/>
+          <w:u w:val="none"/>
         </w:rPr>
         <w:tab/>
         <w:t>30</w:t>
@@ -699,6 +735,7 @@
           <w:b w:val="0"/>
           <w:i w:val="0"/>
           <w:sz w:val="28"/>
+          <w:u w:val="none"/>
         </w:rPr>
         <w:t>1.2.1 Клиникалық тәжірибедегі кескін сапасының төмендеу көздері</w:t>
       </w:r>
@@ -708,6 +745,7 @@
           <w:b w:val="0"/>
           <w:i w:val="0"/>
           <w:sz w:val="28"/>
+          <w:u w:val="none"/>
         </w:rPr>
         <w:tab/>
         <w:t>30</w:t>
@@ -728,6 +766,7 @@
           <w:b w:val="0"/>
           <w:i w:val="0"/>
           <w:sz w:val="28"/>
+          <w:u w:val="none"/>
         </w:rPr>
         <w:t>1.2.2 Кескін сапасының диагностикалық модель өнімділігіне әсері</w:t>
       </w:r>
@@ -737,6 +776,7 @@
           <w:b w:val="0"/>
           <w:i w:val="0"/>
           <w:sz w:val="28"/>
+          <w:u w:val="none"/>
         </w:rPr>
         <w:tab/>
         <w:t>32</w:t>
@@ -757,6 +797,7 @@
           <w:b w:val="0"/>
           <w:i w:val="0"/>
           <w:sz w:val="28"/>
+          <w:u w:val="none"/>
         </w:rPr>
         <w:t>1.2.3 Көз түбі бейнелеуіндегі құрылғыға тән вариабельділік</w:t>
       </w:r>
@@ -766,6 +807,7 @@
           <w:b w:val="0"/>
           <w:i w:val="0"/>
           <w:sz w:val="28"/>
+          <w:u w:val="none"/>
         </w:rPr>
         <w:tab/>
         <w:t>35</w:t>
@@ -786,6 +828,7 @@
           <w:b w:val="0"/>
           <w:i w:val="0"/>
           <w:sz w:val="28"/>
+          <w:u w:val="none"/>
         </w:rPr>
         <w:t>1.3 Ретинальды кескіндерді жіктеудегі Deep Learning тәсілдері</w:t>
       </w:r>
@@ -795,6 +838,7 @@
           <w:b w:val="0"/>
           <w:i w:val="0"/>
           <w:sz w:val="28"/>
+          <w:u w:val="none"/>
         </w:rPr>
         <w:tab/>
         <w:t>37</w:t>
@@ -815,6 +859,7 @@
           <w:b w:val="0"/>
           <w:i w:val="0"/>
           <w:sz w:val="28"/>
+          <w:u w:val="none"/>
         </w:rPr>
         <w:t>1.3.1 Медициналық бейнелеуге арналған CNN архитектуралары</w:t>
       </w:r>
@@ -824,6 +869,7 @@
           <w:b w:val="0"/>
           <w:i w:val="0"/>
           <w:sz w:val="28"/>
+          <w:u w:val="none"/>
         </w:rPr>
         <w:tab/>
         <w:t>37</w:t>
@@ -844,6 +890,7 @@
           <w:b w:val="0"/>
           <w:i w:val="0"/>
           <w:sz w:val="28"/>
+          <w:u w:val="none"/>
         </w:rPr>
         <w:t>1.3.2 Офтальмологиялық диагностикадағы Transfer Learning және өзін-өзі бақылайтын алдын ала оқыту</w:t>
       </w:r>
@@ -853,6 +900,7 @@
           <w:b w:val="0"/>
           <w:i w:val="0"/>
           <w:sz w:val="28"/>
+          <w:u w:val="none"/>
         </w:rPr>
         <w:tab/>
         <w:t>41</w:t>
@@ -873,6 +921,7 @@
           <w:b w:val="0"/>
           <w:i w:val="0"/>
           <w:sz w:val="28"/>
+          <w:u w:val="none"/>
         </w:rPr>
         <w:t>1.3.3 Медициналық кескінді жіктеудегі түсіндірілу (explainability) әдістері</w:t>
       </w:r>
@@ -882,6 +931,7 @@
           <w:b w:val="0"/>
           <w:i w:val="0"/>
           <w:sz w:val="28"/>
+          <w:u w:val="none"/>
         </w:rPr>
         <w:tab/>
         <w:t>43</w:t>
@@ -902,6 +952,7 @@
           <w:b w:val="0"/>
           <w:i w:val="0"/>
           <w:sz w:val="28"/>
+          <w:u w:val="none"/>
         </w:rPr>
         <w:t>1.4 Қолданыстағы автоматтандырылған DR скрининг жүйелерінің сыни талдауы</w:t>
       </w:r>
@@ -911,6 +962,7 @@
           <w:b w:val="0"/>
           <w:i w:val="0"/>
           <w:sz w:val="28"/>
+          <w:u w:val="none"/>
         </w:rPr>
         <w:tab/>
         <w:t>45</w:t>
@@ -931,6 +983,7 @@
           <w:b w:val="0"/>
           <w:i w:val="0"/>
           <w:sz w:val="28"/>
+          <w:u w:val="none"/>
         </w:rPr>
         <w:t>1.5 Зерттеу проблемасының тұжырымдалуы</w:t>
       </w:r>
@@ -940,6 +993,7 @@
           <w:b w:val="0"/>
           <w:i w:val="0"/>
           <w:sz w:val="28"/>
+          <w:u w:val="none"/>
         </w:rPr>
         <w:tab/>
         <w:t>50</w:t>
@@ -960,6 +1014,7 @@
           <w:b w:val="0"/>
           <w:i w:val="0"/>
           <w:sz w:val="28"/>
+          <w:u w:val="none"/>
         </w:rPr>
         <w:t>1-тарау бойынша қорытындылар</w:t>
       </w:r>
@@ -969,6 +1024,7 @@
           <w:b w:val="0"/>
           <w:i w:val="0"/>
           <w:sz w:val="28"/>
+          <w:u w:val="none"/>
         </w:rPr>
         <w:tab/>
         <w:t>24</w:t>
@@ -989,6 +1045,7 @@
           <w:b/>
           <w:i w:val="0"/>
           <w:sz w:val="28"/>
+          <w:u w:val="none"/>
         </w:rPr>
         <w:t>2 FUNDUS IMAGE ТАЛДАУЫ ҮШІН IMAGE PREPROCESSING ЖӘНЕ DEEP LEARNING ТЕОРИЯЛЫҚ НЕГІЗДЕРІ</w:t>
       </w:r>
@@ -998,6 +1055,7 @@
           <w:b/>
           <w:i w:val="0"/>
           <w:sz w:val="28"/>
+          <w:u w:val="none"/>
         </w:rPr>
         <w:tab/>
         <w:t>53</w:t>
@@ -1018,6 +1076,7 @@
           <w:b w:val="0"/>
           <w:i w:val="0"/>
           <w:sz w:val="28"/>
+          <w:u w:val="none"/>
         </w:rPr>
         <w:t>2.1 Image Enhancement әдістерінің математикалық негіздері</w:t>
       </w:r>
@@ -1027,6 +1086,7 @@
           <w:b w:val="0"/>
           <w:i w:val="0"/>
           <w:sz w:val="28"/>
+          <w:u w:val="none"/>
         </w:rPr>
         <w:tab/>
         <w:t>53</w:t>
@@ -1047,6 +1107,7 @@
           <w:b w:val="0"/>
           <w:i w:val="0"/>
           <w:sz w:val="28"/>
+          <w:u w:val="none"/>
         </w:rPr>
         <w:t>2.1.1 Histogram Equalization және адаптивті контрастты күшейту</w:t>
       </w:r>
@@ -1056,6 +1117,7 @@
           <w:b w:val="0"/>
           <w:i w:val="0"/>
           <w:sz w:val="28"/>
+          <w:u w:val="none"/>
         </w:rPr>
         <w:tab/>
         <w:t>53</w:t>
@@ -1076,6 +1138,7 @@
           <w:b w:val="0"/>
           <w:i w:val="0"/>
           <w:sz w:val="28"/>
+          <w:u w:val="none"/>
         </w:rPr>
         <w:t>2.1.2 Қос шектеулі клип лимитімен CLAHE формализациясы</w:t>
       </w:r>
@@ -1085,6 +1148,7 @@
           <w:b w:val="0"/>
           <w:i w:val="0"/>
           <w:sz w:val="28"/>
+          <w:u w:val="none"/>
         </w:rPr>
         <w:tab/>
         <w:t>57</w:t>
@@ -1105,6 +1169,7 @@
           <w:b w:val="0"/>
           <w:i w:val="0"/>
           <w:sz w:val="28"/>
+          <w:u w:val="none"/>
         </w:rPr>
         <w:t>2.1.3 Кеңістіктік сүзгілеу және шуды азайту әдістері</w:t>
       </w:r>
@@ -1114,6 +1179,7 @@
           <w:b w:val="0"/>
           <w:i w:val="0"/>
           <w:sz w:val="28"/>
+          <w:u w:val="none"/>
         </w:rPr>
         <w:tab/>
         <w:t>61</w:t>
@@ -1134,6 +1200,7 @@
           <w:b w:val="0"/>
           <w:i w:val="0"/>
           <w:sz w:val="28"/>
+          <w:u w:val="none"/>
         </w:rPr>
         <w:t>2.2 Convolutional Neural Networks теориялық негіздері</w:t>
       </w:r>
@@ -1143,6 +1210,7 @@
           <w:b w:val="0"/>
           <w:i w:val="0"/>
           <w:sz w:val="28"/>
+          <w:u w:val="none"/>
         </w:rPr>
         <w:tab/>
         <w:t>63</w:t>
@@ -1163,6 +1231,7 @@
           <w:b w:val="0"/>
           <w:i w:val="0"/>
           <w:sz w:val="28"/>
+          <w:u w:val="none"/>
         </w:rPr>
         <w:t>2.2.1 Convolution, Pooling және Feature Extraction операциялары</w:t>
       </w:r>
@@ -1172,6 +1241,7 @@
           <w:b w:val="0"/>
           <w:i w:val="0"/>
           <w:sz w:val="28"/>
+          <w:u w:val="none"/>
         </w:rPr>
         <w:tab/>
         <w:t>63</w:t>
@@ -1192,6 +1262,7 @@
           <w:b w:val="0"/>
           <w:i w:val="0"/>
           <w:sz w:val="28"/>
+          <w:u w:val="none"/>
         </w:rPr>
         <w:t>2.2.2 Теңгерімсіз медициналық деректер жиынтықтары үшін Loss функциялары мен оптимизация</w:t>
       </w:r>
@@ -1201,6 +1272,7 @@
           <w:b w:val="0"/>
           <w:i w:val="0"/>
           <w:sz w:val="28"/>
+          <w:u w:val="none"/>
         </w:rPr>
         <w:tab/>
         <w:t>66</w:t>
@@ -1221,6 +1293,7 @@
           <w:b w:val="0"/>
           <w:i w:val="0"/>
           <w:sz w:val="28"/>
+          <w:u w:val="none"/>
         </w:rPr>
         <w:t>2.2.3 Регуляризация әдістері: Dropout, Batch Normalization және Data Augmentation</w:t>
       </w:r>
@@ -1230,6 +1303,7 @@
           <w:b w:val="0"/>
           <w:i w:val="0"/>
           <w:sz w:val="28"/>
+          <w:u w:val="none"/>
         </w:rPr>
         <w:tab/>
         <w:t>68</w:t>
@@ -1250,6 +1324,7 @@
           <w:b w:val="0"/>
           <w:i w:val="0"/>
           <w:sz w:val="28"/>
+          <w:u w:val="none"/>
         </w:rPr>
         <w:t>2.3 Transfer Learning және өзін-өзі бақылаусыз репрезентация оқыту теориясы</w:t>
       </w:r>
@@ -1259,6 +1334,7 @@
           <w:b w:val="0"/>
           <w:i w:val="0"/>
           <w:sz w:val="28"/>
+          <w:u w:val="none"/>
         </w:rPr>
         <w:tab/>
         <w:t>70</w:t>
@@ -1279,6 +1355,7 @@
           <w:b w:val="0"/>
           <w:i w:val="0"/>
           <w:sz w:val="28"/>
+          <w:u w:val="none"/>
         </w:rPr>
         <w:t>2.3.1 Визуалды домендер арасындағы белгі тасымалданушылығы</w:t>
       </w:r>
@@ -1288,6 +1365,7 @@
           <w:b w:val="0"/>
           <w:i w:val="0"/>
           <w:sz w:val="28"/>
+          <w:u w:val="none"/>
         </w:rPr>
         <w:tab/>
         <w:t>70</w:t>
@@ -1308,6 +1386,7 @@
           <w:b w:val="0"/>
           <w:i w:val="0"/>
           <w:sz w:val="28"/>
+          <w:u w:val="none"/>
         </w:rPr>
         <w:t>2.3.2 Frozen-Layer пен прогрессивті Fine-Tuning стратегиялары</w:t>
       </w:r>
@@ -1317,6 +1396,7 @@
           <w:b w:val="0"/>
           <w:i w:val="0"/>
           <w:sz w:val="28"/>
+          <w:u w:val="none"/>
         </w:rPr>
         <w:tab/>
         <w:t>73</w:t>
@@ -1337,6 +1417,7 @@
           <w:b w:val="0"/>
           <w:i w:val="0"/>
           <w:sz w:val="28"/>
+          <w:u w:val="none"/>
         </w:rPr>
         <w:t>2.3.3 Торқабық бейнелеуі үшін домен-ішілік өзін-өзі бақылайтын алдын ала оқыту</w:t>
       </w:r>
@@ -1346,6 +1427,7 @@
           <w:b w:val="0"/>
           <w:i w:val="0"/>
           <w:sz w:val="28"/>
+          <w:u w:val="none"/>
         </w:rPr>
         <w:tab/>
         <w:t>74</w:t>
@@ -1366,6 +1448,7 @@
           <w:b w:val="0"/>
           <w:i w:val="0"/>
           <w:sz w:val="28"/>
+          <w:u w:val="none"/>
         </w:rPr>
         <w:t>2.4 Ретинальды терапиядағы Laser–Tissue Interaction математикалық модельдеу</w:t>
       </w:r>
@@ -1375,6 +1458,7 @@
           <w:b w:val="0"/>
           <w:i w:val="0"/>
           <w:sz w:val="28"/>
+          <w:u w:val="none"/>
         </w:rPr>
         <w:tab/>
         <w:t>77</w:t>
@@ -1395,6 +1479,7 @@
           <w:b w:val="0"/>
           <w:i w:val="0"/>
           <w:sz w:val="28"/>
+          <w:u w:val="none"/>
         </w:rPr>
         <w:t>2.4.1 Көз түбі тінінің жауабының байланысқан жылулық-оптикалық моделі</w:t>
       </w:r>
@@ -1404,6 +1489,7 @@
           <w:b w:val="0"/>
           <w:i w:val="0"/>
           <w:sz w:val="28"/>
+          <w:u w:val="none"/>
         </w:rPr>
         <w:tab/>
         <w:t>77</w:t>
@@ -1424,6 +1510,7 @@
           <w:b w:val="0"/>
           <w:i w:val="0"/>
           <w:sz w:val="28"/>
+          <w:u w:val="none"/>
         </w:rPr>
         <w:t>2.5 Медициналық бейнелеуге арналған Deep Learning-тегі Explainability</w:t>
       </w:r>
@@ -1433,6 +1520,7 @@
           <w:b w:val="0"/>
           <w:i w:val="0"/>
           <w:sz w:val="28"/>
+          <w:u w:val="none"/>
         </w:rPr>
         <w:tab/>
         <w:t>162</w:t>
@@ -1453,6 +1541,7 @@
           <w:b w:val="0"/>
           <w:i w:val="0"/>
           <w:sz w:val="28"/>
+          <w:u w:val="none"/>
         </w:rPr>
         <w:t>2.5.1 CAM / Grad-CAM теориясы және формализациясы</w:t>
       </w:r>
@@ -1462,6 +1551,7 @@
           <w:b w:val="0"/>
           <w:i w:val="0"/>
           <w:sz w:val="28"/>
+          <w:u w:val="none"/>
         </w:rPr>
         <w:tab/>
         <w:t>80</w:t>
@@ -1482,6 +1572,7 @@
           <w:b w:val="0"/>
           <w:i w:val="0"/>
           <w:sz w:val="28"/>
+          <w:u w:val="none"/>
         </w:rPr>
         <w:t>2.5.2 Назар картасын интерпретациялау</w:t>
       </w:r>
@@ -1491,6 +1582,7 @@
           <w:b w:val="0"/>
           <w:i w:val="0"/>
           <w:sz w:val="28"/>
+          <w:u w:val="none"/>
         </w:rPr>
         <w:tab/>
         <w:t>82</w:t>
@@ -1511,6 +1603,7 @@
           <w:b w:val="0"/>
           <w:i w:val="0"/>
           <w:sz w:val="28"/>
+          <w:u w:val="none"/>
         </w:rPr>
         <w:t>2.5.3 Сандық explainability метрикалары ретінде ALO және IoU</w:t>
       </w:r>
@@ -1520,6 +1613,7 @@
           <w:b w:val="0"/>
           <w:i w:val="0"/>
           <w:sz w:val="28"/>
+          <w:u w:val="none"/>
         </w:rPr>
         <w:tab/>
         <w:t>83</w:t>
@@ -1540,6 +1634,7 @@
           <w:b w:val="0"/>
           <w:i w:val="0"/>
           <w:sz w:val="28"/>
+          <w:u w:val="none"/>
         </w:rPr>
         <w:t>2.6 Алдын ала өңдеуді бағалауға арналған кескін-сапасы метрикалары: CNR, VVI, Entropy, SSIM</w:t>
       </w:r>
@@ -1549,6 +1644,7 @@
           <w:b w:val="0"/>
           <w:i w:val="0"/>
           <w:sz w:val="28"/>
+          <w:u w:val="none"/>
         </w:rPr>
         <w:tab/>
         <w:t>85</w:t>
@@ -1569,6 +1665,7 @@
           <w:b w:val="0"/>
           <w:i w:val="0"/>
           <w:sz w:val="28"/>
+          <w:u w:val="none"/>
         </w:rPr>
         <w:t>2-тарау бойынша қорытындылар</w:t>
       </w:r>
@@ -1578,6 +1675,7 @@
           <w:b w:val="0"/>
           <w:i w:val="0"/>
           <w:sz w:val="28"/>
+          <w:u w:val="none"/>
         </w:rPr>
         <w:tab/>
         <w:t>53</w:t>
@@ -1598,6 +1696,7 @@
           <w:b/>
           <w:i w:val="0"/>
           <w:sz w:val="28"/>
+          <w:u w:val="none"/>
         </w:rPr>
         <w:t>3 ИНТЕГРАЦИЯЛАНҒАН PREPROCESSING-CNN PIPELINE ЖОБАЛАУ ӘДІСТЕМЕСІ</w:t>
       </w:r>
@@ -1607,6 +1706,7 @@
           <w:b/>
           <w:i w:val="0"/>
           <w:sz w:val="28"/>
+          <w:u w:val="none"/>
         </w:rPr>
         <w:tab/>
         <w:t>90</w:t>
@@ -1627,6 +1727,7 @@
           <w:b w:val="0"/>
           <w:i w:val="0"/>
           <w:sz w:val="28"/>
+          <w:u w:val="none"/>
         </w:rPr>
         <w:t>3.1 Біріздендірілген Preprocessing Pipeline формализациясы</w:t>
       </w:r>
@@ -1636,6 +1737,7 @@
           <w:b w:val="0"/>
           <w:i w:val="0"/>
           <w:sz w:val="28"/>
+          <w:u w:val="none"/>
         </w:rPr>
         <w:tab/>
         <w:t>90</w:t>
@@ -1656,6 +1758,7 @@
           <w:b w:val="0"/>
           <w:i w:val="0"/>
           <w:sz w:val="28"/>
+          <w:u w:val="none"/>
         </w:rPr>
         <w:t>3.1.1 Pipeline кезеңдерінің сипаттамасы: 8 кезеңді жүйе</w:t>
       </w:r>
@@ -1665,6 +1768,7 @@
           <w:b w:val="0"/>
           <w:i w:val="0"/>
           <w:sz w:val="28"/>
+          <w:u w:val="none"/>
         </w:rPr>
         <w:tab/>
         <w:t>90</w:t>
@@ -1685,6 +1789,7 @@
           <w:b w:val="0"/>
           <w:i w:val="0"/>
           <w:sz w:val="28"/>
+          <w:u w:val="none"/>
         </w:rPr>
         <w:t>3.1.2 Қос шектеулі клип лимитімен модификацияланған CLAHE алгоритмі</w:t>
       </w:r>
@@ -1694,6 +1799,7 @@
           <w:b w:val="0"/>
           <w:i w:val="0"/>
           <w:sz w:val="28"/>
+          <w:u w:val="none"/>
         </w:rPr>
         <w:tab/>
         <w:t>106</w:t>
@@ -1714,6 +1820,7 @@
           <w:b w:val="0"/>
           <w:i w:val="0"/>
           <w:sz w:val="28"/>
+          <w:u w:val="none"/>
         </w:rPr>
         <w:t>3.1.3 Класс теңгерімсіздігін жұмсартуға арналған augmentation стратегиясы</w:t>
       </w:r>
@@ -1723,6 +1830,7 @@
           <w:b w:val="0"/>
           <w:i w:val="0"/>
           <w:sz w:val="28"/>
+          <w:u w:val="none"/>
         </w:rPr>
         <w:tab/>
         <w:t>109</w:t>
@@ -1743,6 +1851,7 @@
           <w:b w:val="0"/>
           <w:i w:val="0"/>
           <w:sz w:val="28"/>
+          <w:u w:val="none"/>
         </w:rPr>
         <w:t>3.1.4 Сыртқы кескіндерді қабылдау хаттамасы</w:t>
       </w:r>
@@ -1752,6 +1861,7 @@
           <w:b w:val="0"/>
           <w:i w:val="0"/>
           <w:sz w:val="28"/>
+          <w:u w:val="none"/>
         </w:rPr>
         <w:tab/>
         <w:t>113</w:t>
@@ -1772,6 +1882,7 @@
           <w:b w:val="0"/>
           <w:i w:val="0"/>
           <w:sz w:val="28"/>
+          <w:u w:val="none"/>
         </w:rPr>
         <w:t>3.2 DR жіктеуге арналған CNN архитектураларын жобалау</w:t>
       </w:r>
@@ -1781,6 +1892,7 @@
           <w:b w:val="0"/>
           <w:i w:val="0"/>
           <w:sz w:val="28"/>
+          <w:u w:val="none"/>
         </w:rPr>
         <w:tab/>
         <w:t>115</w:t>
@@ -1801,6 +1913,7 @@
           <w:b w:val="0"/>
           <w:i w:val="0"/>
           <w:sz w:val="28"/>
+          <w:u w:val="none"/>
         </w:rPr>
         <w:t>3.2.1 Негізгі эксперименттік архитектуралар ретінде ResNet-50 және EfficientNet-B3</w:t>
       </w:r>
@@ -1810,6 +1923,7 @@
           <w:b w:val="0"/>
           <w:i w:val="0"/>
           <w:sz w:val="28"/>
+          <w:u w:val="none"/>
         </w:rPr>
         <w:tab/>
         <w:t>115</w:t>
@@ -1830,6 +1944,7 @@
           <w:b w:val="0"/>
           <w:i w:val="0"/>
           <w:sz w:val="28"/>
+          <w:u w:val="none"/>
         </w:rPr>
         <w:t>3.2.2 Тарихи сілтеме архитектуралары (тек сілтеме ретінде)</w:t>
       </w:r>
@@ -1839,6 +1954,7 @@
           <w:b w:val="0"/>
           <w:i w:val="0"/>
           <w:sz w:val="28"/>
+          <w:u w:val="none"/>
         </w:rPr>
         <w:tab/>
         <w:t>119</w:t>
@@ -1859,6 +1975,7 @@
           <w:b w:val="0"/>
           <w:i w:val="0"/>
           <w:sz w:val="28"/>
+          <w:u w:val="none"/>
         </w:rPr>
         <w:t>3.3 Transfer Learning және алдын ала оқыту әдістемесі</w:t>
       </w:r>
@@ -1868,6 +1985,7 @@
           <w:b w:val="0"/>
           <w:i w:val="0"/>
           <w:sz w:val="28"/>
+          <w:u w:val="none"/>
         </w:rPr>
         <w:tab/>
         <w:t>120</w:t>
@@ -1888,6 +2006,7 @@
           <w:b w:val="0"/>
           <w:i w:val="0"/>
           <w:sz w:val="28"/>
+          <w:u w:val="none"/>
         </w:rPr>
         <w:t>3.3.1 Бес класты DR жіктеу үшін архитектураны бейімдеу</w:t>
       </w:r>
@@ -1897,6 +2016,7 @@
           <w:b w:val="0"/>
           <w:i w:val="0"/>
           <w:sz w:val="28"/>
+          <w:u w:val="none"/>
         </w:rPr>
         <w:tab/>
         <w:t>120</w:t>
@@ -1917,6 +2037,7 @@
           <w:b w:val="0"/>
           <w:i w:val="0"/>
           <w:sz w:val="28"/>
+          <w:u w:val="none"/>
         </w:rPr>
         <w:t>3.3.2 CNN backbone-ның офтальмологияға тән өзін-өзі бақылайтын алдын ала оқытуы (біріктірілген арна)</w:t>
       </w:r>
@@ -1926,6 +2047,7 @@
           <w:b w:val="0"/>
           <w:i w:val="0"/>
           <w:sz w:val="28"/>
+          <w:u w:val="none"/>
         </w:rPr>
         <w:tab/>
         <w:t>122</w:t>
@@ -1946,6 +2068,7 @@
           <w:b w:val="0"/>
           <w:i w:val="0"/>
           <w:sz w:val="28"/>
+          <w:u w:val="none"/>
         </w:rPr>
         <w:t>3.3.3 Екі кезеңді Fine-Tuning хаттамасының жобасы</w:t>
       </w:r>
@@ -1955,6 +2078,7 @@
           <w:b w:val="0"/>
           <w:i w:val="0"/>
           <w:sz w:val="28"/>
+          <w:u w:val="none"/>
         </w:rPr>
         <w:tab/>
         <w:t>125</w:t>
@@ -1975,6 +2099,7 @@
           <w:b w:val="0"/>
           <w:i w:val="0"/>
           <w:sz w:val="28"/>
+          <w:u w:val="none"/>
         </w:rPr>
         <w:t>3.3.4 Реттік класс құрылымы үшін салмақталған Loss функциясының формуляциясы</w:t>
       </w:r>
@@ -1984,6 +2109,7 @@
           <w:b w:val="0"/>
           <w:i w:val="0"/>
           <w:sz w:val="28"/>
+          <w:u w:val="none"/>
         </w:rPr>
         <w:tab/>
         <w:t>126</w:t>
@@ -2004,6 +2130,7 @@
           <w:b w:val="0"/>
           <w:i w:val="0"/>
           <w:sz w:val="28"/>
+          <w:u w:val="none"/>
         </w:rPr>
         <w:t>3.4 Бағалау негіздемесі және өнімділік метрикалары</w:t>
       </w:r>
@@ -2013,6 +2140,7 @@
           <w:b w:val="0"/>
           <w:i w:val="0"/>
           <w:sz w:val="28"/>
+          <w:u w:val="none"/>
         </w:rPr>
         <w:tab/>
         <w:t>128</w:t>
@@ -2033,6 +2161,7 @@
           <w:b w:val="0"/>
           <w:i w:val="0"/>
           <w:sz w:val="28"/>
+          <w:u w:val="none"/>
         </w:rPr>
         <w:t>3.4.1 Көп-метрикалы бағалау шеңбері</w:t>
       </w:r>
@@ -2042,6 +2171,7 @@
           <w:b w:val="0"/>
           <w:i w:val="0"/>
           <w:sz w:val="28"/>
+          <w:u w:val="none"/>
         </w:rPr>
         <w:tab/>
         <w:t>128</w:t>
@@ -2062,6 +2192,7 @@
           <w:b w:val="0"/>
           <w:i w:val="0"/>
           <w:sz w:val="28"/>
+          <w:u w:val="none"/>
         </w:rPr>
         <w:t>3.4.2 Cross-Validation және статистикалық сенімділік хаттамалары</w:t>
       </w:r>
@@ -2071,6 +2202,7 @@
           <w:b w:val="0"/>
           <w:i w:val="0"/>
           <w:sz w:val="28"/>
+          <w:u w:val="none"/>
         </w:rPr>
         <w:tab/>
         <w:t>132</w:t>
@@ -2091,6 +2223,7 @@
           <w:b w:val="0"/>
           <w:i w:val="0"/>
           <w:sz w:val="28"/>
+          <w:u w:val="none"/>
         </w:rPr>
         <w:t>3-тарау бойынша қорытындылар</w:t>
       </w:r>
@@ -2100,6 +2233,7 @@
           <w:b w:val="0"/>
           <w:i w:val="0"/>
           <w:sz w:val="28"/>
+          <w:u w:val="none"/>
         </w:rPr>
         <w:tab/>
         <w:t>90</w:t>
@@ -2120,6 +2254,7 @@
           <w:b/>
           <w:i w:val="0"/>
           <w:sz w:val="28"/>
+          <w:u w:val="none"/>
         </w:rPr>
         <w:t>4 ЭКСПЕРИМЕНТТІК ЗЕРТТЕУ — PREPROCESSING-ТІҢ CNN ДИАГНОСТИКАЛЫҚ ӨНІМДІЛІГІНЕ ӘСЕРІ</w:t>
       </w:r>
@@ -2129,6 +2264,7 @@
           <w:b/>
           <w:i w:val="0"/>
           <w:sz w:val="28"/>
+          <w:u w:val="none"/>
         </w:rPr>
         <w:tab/>
         <w:t>136</w:t>
@@ -2149,6 +2285,7 @@
           <w:b w:val="0"/>
           <w:i w:val="0"/>
           <w:sz w:val="28"/>
+          <w:u w:val="none"/>
         </w:rPr>
         <w:t>4.1 Деректер жиынтықтары және эксперименттік конфигурация</w:t>
       </w:r>
@@ -2158,6 +2295,7 @@
           <w:b w:val="0"/>
           <w:i w:val="0"/>
           <w:sz w:val="28"/>
+          <w:u w:val="none"/>
         </w:rPr>
         <w:tab/>
         <w:t>136</w:t>
@@ -2178,6 +2316,7 @@
           <w:b w:val="0"/>
           <w:i w:val="0"/>
           <w:sz w:val="28"/>
+          <w:u w:val="none"/>
         </w:rPr>
         <w:t>4.1.1 Деректер жиынтығының архитектурасы</w:t>
       </w:r>
@@ -2187,6 +2326,7 @@
           <w:b w:val="0"/>
           <w:i w:val="0"/>
           <w:sz w:val="28"/>
+          <w:u w:val="none"/>
         </w:rPr>
         <w:tab/>
         <w:t>136</w:t>
@@ -2207,6 +2347,7 @@
           <w:b w:val="0"/>
           <w:i w:val="0"/>
           <w:sz w:val="28"/>
+          <w:u w:val="none"/>
         </w:rPr>
         <w:t>4.1.2 Класс үлестірімі және деректерді бөлу</w:t>
       </w:r>
@@ -2216,6 +2357,7 @@
           <w:b w:val="0"/>
           <w:i w:val="0"/>
           <w:sz w:val="28"/>
+          <w:u w:val="none"/>
         </w:rPr>
         <w:tab/>
         <w:t>142</w:t>
@@ -2236,6 +2378,7 @@
           <w:b w:val="0"/>
           <w:i w:val="0"/>
           <w:sz w:val="28"/>
+          <w:u w:val="none"/>
         </w:rPr>
         <w:t>4.1.3 Аппарат және қайта жаңғыртылушылық хаттамасы</w:t>
       </w:r>
@@ -2245,6 +2388,7 @@
           <w:b w:val="0"/>
           <w:i w:val="0"/>
           <w:sz w:val="28"/>
+          <w:u w:val="none"/>
         </w:rPr>
         <w:tab/>
         <w:t>145</w:t>
@@ -2265,6 +2409,7 @@
           <w:b w:val="0"/>
           <w:i w:val="0"/>
           <w:sz w:val="28"/>
+          <w:u w:val="none"/>
         </w:rPr>
         <w:t>4.2 1-эксперимент: Біріктірілген pipeline басымдығы — pipeline + домен-ішілік алдын ала оқыту vs. baseline, EyePACS-те (H-1)</w:t>
       </w:r>
@@ -2274,6 +2419,7 @@
           <w:b w:val="0"/>
           <w:i w:val="0"/>
           <w:sz w:val="28"/>
+          <w:u w:val="none"/>
         </w:rPr>
         <w:tab/>
         <w:t>147</w:t>
@@ -2294,6 +2440,7 @@
           <w:b w:val="0"/>
           <w:i w:val="0"/>
           <w:sz w:val="28"/>
+          <w:u w:val="none"/>
         </w:rPr>
         <w:t>4.2.1 Қалпына келтірілген 2×2 факториалды жоба (A–D конфигурациялары)</w:t>
       </w:r>
@@ -2303,6 +2450,7 @@
           <w:b w:val="0"/>
           <w:i w:val="0"/>
           <w:sz w:val="28"/>
+          <w:u w:val="none"/>
         </w:rPr>
         <w:tab/>
         <w:t>147</w:t>
@@ -2323,6 +2471,7 @@
           <w:b w:val="0"/>
           <w:i w:val="0"/>
           <w:sz w:val="28"/>
+          <w:u w:val="none"/>
         </w:rPr>
         <w:t>4.2.2 Оқыту динамикасы және конвергенцияны талдау</w:t>
       </w:r>
@@ -2332,6 +2481,7 @@
           <w:b w:val="0"/>
           <w:i w:val="0"/>
           <w:sz w:val="28"/>
+          <w:u w:val="none"/>
         </w:rPr>
         <w:tab/>
         <w:t>150</w:t>
@@ -2352,6 +2502,7 @@
           <w:b w:val="0"/>
           <w:i w:val="0"/>
           <w:sz w:val="28"/>
+          <w:u w:val="none"/>
         </w:rPr>
         <w:t>4.2.3 Диагностикалық метрикаларды сандық салыстыру</w:t>
       </w:r>
@@ -2361,6 +2512,7 @@
           <w:b w:val="0"/>
           <w:i w:val="0"/>
           <w:sz w:val="28"/>
+          <w:u w:val="none"/>
         </w:rPr>
         <w:tab/>
         <w:t>153</w:t>
@@ -2381,6 +2533,7 @@
           <w:b w:val="0"/>
           <w:i w:val="0"/>
           <w:sz w:val="28"/>
+          <w:u w:val="none"/>
         </w:rPr>
         <w:t>4.3 2-эксперимент: Pipeline кезеңдерін абляциялау + CLAHE/σ сканерлеулері (H-2)</w:t>
       </w:r>
@@ -2390,6 +2543,7 @@
           <w:b w:val="0"/>
           <w:i w:val="0"/>
           <w:sz w:val="28"/>
+          <w:u w:val="none"/>
         </w:rPr>
         <w:tab/>
         <w:t>158</w:t>
@@ -2410,6 +2564,7 @@
           <w:b w:val="0"/>
           <w:i w:val="0"/>
           <w:sz w:val="28"/>
+          <w:u w:val="none"/>
         </w:rPr>
         <w:t>4.3.1 Кумулятивті абляция жобасы (L0–L7 деңгейлері)</w:t>
       </w:r>
@@ -2419,6 +2574,7 @@
           <w:b w:val="0"/>
           <w:i w:val="0"/>
           <w:sz w:val="28"/>
+          <w:u w:val="none"/>
         </w:rPr>
         <w:tab/>
         <w:t>158</w:t>
@@ -2439,6 +2595,7 @@
           <w:b w:val="0"/>
           <w:i w:val="0"/>
           <w:sz w:val="28"/>
+          <w:u w:val="none"/>
         </w:rPr>
         <w:t>4.3.2 CLAHE шектігіне сезімталдықты талдау (H-2 ішкі талдауы)</w:t>
       </w:r>
@@ -2448,6 +2605,7 @@
           <w:b w:val="0"/>
           <w:i w:val="0"/>
           <w:sz w:val="28"/>
+          <w:u w:val="none"/>
         </w:rPr>
         <w:tab/>
         <w:t>161</w:t>
@@ -2468,6 +2626,7 @@
           <w:b w:val="0"/>
           <w:i w:val="0"/>
           <w:sz w:val="28"/>
+          <w:u w:val="none"/>
         </w:rPr>
         <w:t>4.3.3 Flat-field σ сканерленуі және кескін-сапасы метрикалары</w:t>
       </w:r>
@@ -2477,6 +2636,7 @@
           <w:b w:val="0"/>
           <w:i w:val="0"/>
           <w:sz w:val="28"/>
+          <w:u w:val="none"/>
         </w:rPr>
         <w:tab/>
         <w:t>165</w:t>
@@ -2497,6 +2657,7 @@
           <w:b w:val="0"/>
           <w:i w:val="0"/>
           <w:sz w:val="28"/>
+          <w:u w:val="none"/>
         </w:rPr>
         <w:t>4.4 Алты нысаналы домен бойынша домен қашықтығының азаюы (H-3)</w:t>
       </w:r>
@@ -2506,6 +2667,7 @@
           <w:b w:val="0"/>
           <w:i w:val="0"/>
           <w:sz w:val="28"/>
+          <w:u w:val="none"/>
         </w:rPr>
         <w:tab/>
         <w:t>168</w:t>
@@ -2526,6 +2688,7 @@
           <w:b w:val="0"/>
           <w:i w:val="0"/>
           <w:sz w:val="28"/>
+          <w:u w:val="none"/>
         </w:rPr>
         <w:t>4.4.1 Өлшеу хаттамасы: репрезентациялар бойынша MMD және арна гистограммалары бойынша KL</w:t>
       </w:r>
@@ -2535,6 +2698,7 @@
           <w:b w:val="0"/>
           <w:i w:val="0"/>
           <w:sz w:val="28"/>
+          <w:u w:val="none"/>
         </w:rPr>
         <w:tab/>
         <w:t>168</w:t>
@@ -2555,6 +2719,7 @@
           <w:b w:val="0"/>
           <w:i w:val="0"/>
           <w:sz w:val="28"/>
+          <w:u w:val="none"/>
         </w:rPr>
         <w:t>4.4.2 Қашықтық азаюының нәтижелері және оларды түсіндіру шектері</w:t>
       </w:r>
@@ -2564,6 +2729,7 @@
           <w:b w:val="0"/>
           <w:i w:val="0"/>
           <w:sz w:val="28"/>
+          <w:u w:val="none"/>
         </w:rPr>
         <w:tab/>
         <w:t>170</w:t>
@@ -2584,6 +2750,7 @@
           <w:b w:val="0"/>
           <w:i w:val="0"/>
           <w:sz w:val="28"/>
+          <w:u w:val="none"/>
         </w:rPr>
         <w:t>4.5 3-эксперимент: APTOS 2019-дағы деректер жиынтығы аралық тасымалданушылық (H-4)</w:t>
       </w:r>
@@ -2593,6 +2760,7 @@
           <w:b w:val="0"/>
           <w:i w:val="0"/>
           <w:sz w:val="28"/>
+          <w:u w:val="none"/>
         </w:rPr>
         <w:tab/>
         <w:t>175</w:t>
@@ -2613,6 +2781,7 @@
           <w:b w:val="0"/>
           <w:i w:val="0"/>
           <w:sz w:val="28"/>
+          <w:u w:val="none"/>
         </w:rPr>
         <w:t>4.5.1 APTOS 2019-ға нөл-шот тасымалдау</w:t>
       </w:r>
@@ -2622,6 +2791,7 @@
           <w:b w:val="0"/>
           <w:i w:val="0"/>
           <w:sz w:val="28"/>
+          <w:u w:val="none"/>
         </w:rPr>
         <w:tab/>
         <w:t>175</w:t>
@@ -2642,6 +2812,7 @@
           <w:b w:val="0"/>
           <w:i w:val="0"/>
           <w:sz w:val="28"/>
+          <w:u w:val="none"/>
         </w:rPr>
         <w:t>4.5.2 Baseline мен pipeline салыстыруы</w:t>
       </w:r>
@@ -2651,6 +2822,7 @@
           <w:b w:val="0"/>
           <w:i w:val="0"/>
           <w:sz w:val="28"/>
+          <w:u w:val="none"/>
         </w:rPr>
         <w:tab/>
         <w:t>177</w:t>
@@ -2671,6 +2843,7 @@
           <w:b w:val="0"/>
           <w:i w:val="0"/>
           <w:sz w:val="28"/>
+          <w:u w:val="none"/>
         </w:rPr>
         <w:t>4.6 4-эксперимент: IDRiD + Клиникалық жиындағы Grad-CAM түсіндірілуі (H-5)</w:t>
       </w:r>
@@ -2680,6 +2853,7 @@
           <w:b w:val="0"/>
           <w:i w:val="0"/>
           <w:sz w:val="28"/>
+          <w:u w:val="none"/>
         </w:rPr>
         <w:tab/>
         <w:t>179</w:t>
@@ -2700,6 +2874,7 @@
           <w:b w:val="0"/>
           <w:i w:val="0"/>
           <w:sz w:val="28"/>
+          <w:u w:val="none"/>
         </w:rPr>
         <w:t>4.6.1 Grad-CAM генерациялау хаттамасы</w:t>
       </w:r>
@@ -2709,6 +2884,7 @@
           <w:b w:val="0"/>
           <w:i w:val="0"/>
           <w:sz w:val="28"/>
+          <w:u w:val="none"/>
         </w:rPr>
         <w:tab/>
         <w:t>179</w:t>
@@ -2729,6 +2905,7 @@
           <w:b w:val="0"/>
           <w:i w:val="0"/>
           <w:sz w:val="28"/>
+          <w:u w:val="none"/>
         </w:rPr>
         <w:t>4.6.2 IDRiD зақымдану маскаларымен сандық ALO және IoU</w:t>
       </w:r>
@@ -2738,6 +2915,7 @@
           <w:b w:val="0"/>
           <w:i w:val="0"/>
           <w:sz w:val="28"/>
+          <w:u w:val="none"/>
         </w:rPr>
         <w:tab/>
         <w:t>181</w:t>
@@ -2758,6 +2936,7 @@
           <w:b w:val="0"/>
           <w:i w:val="0"/>
           <w:sz w:val="28"/>
+          <w:u w:val="none"/>
         </w:rPr>
         <w:t>4.6.3 Назар әсерінің кескін-бойынша дәйектілігі және қазіргі дәлелдің шектері</w:t>
       </w:r>
@@ -2767,6 +2946,7 @@
           <w:b w:val="0"/>
           <w:i w:val="0"/>
           <w:sz w:val="28"/>
+          <w:u w:val="none"/>
         </w:rPr>
         <w:tab/>
         <w:t>184</w:t>
@@ -2787,6 +2967,7 @@
           <w:b w:val="0"/>
           <w:i w:val="0"/>
           <w:sz w:val="28"/>
+          <w:u w:val="none"/>
         </w:rPr>
         <w:t>4.7 5-эксперимент: IDRiD + Messidor-2-дегі сыртқы клиникалық өнімділік (H-7)</w:t>
       </w:r>
@@ -2796,6 +2977,7 @@
           <w:b w:val="0"/>
           <w:i w:val="0"/>
           <w:sz w:val="28"/>
+          <w:u w:val="none"/>
         </w:rPr>
         <w:tab/>
         <w:t>186</w:t>
@@ -2816,6 +2998,7 @@
           <w:b w:val="0"/>
           <w:i w:val="0"/>
           <w:sz w:val="28"/>
+          <w:u w:val="none"/>
         </w:rPr>
         <w:t>4.8 6-эксперимент: DDR + ODIR-5K + RFMiD-тегі құрылғы домен ығысуы (H-6)</w:t>
       </w:r>
@@ -2825,6 +3008,7 @@
           <w:b w:val="0"/>
           <w:i w:val="0"/>
           <w:sz w:val="28"/>
+          <w:u w:val="none"/>
         </w:rPr>
         <w:tab/>
         <w:t>188</w:t>
@@ -2845,6 +3029,7 @@
           <w:b w:val="0"/>
           <w:i w:val="0"/>
           <w:sz w:val="28"/>
+          <w:u w:val="none"/>
         </w:rPr>
         <w:t>4.9 7-эксперимент: Шағын деректе оқыту (IDRiD → Клиникалық)</w:t>
       </w:r>
@@ -2854,6 +3039,7 @@
           <w:b w:val="0"/>
           <w:i w:val="0"/>
           <w:sz w:val="28"/>
+          <w:u w:val="none"/>
         </w:rPr>
         <w:tab/>
         <w:t>191</w:t>
@@ -2874,6 +3060,7 @@
           <w:b w:val="0"/>
           <w:i w:val="0"/>
           <w:sz w:val="28"/>
+          <w:u w:val="none"/>
         </w:rPr>
         <w:t>4-тарау бойынша қорытындылар</w:t>
       </w:r>
@@ -2883,6 +3070,7 @@
           <w:b w:val="0"/>
           <w:i w:val="0"/>
           <w:sz w:val="28"/>
+          <w:u w:val="none"/>
         </w:rPr>
         <w:tab/>
         <w:t>136</w:t>
@@ -2903,6 +3091,7 @@
           <w:b/>
           <w:i w:val="0"/>
           <w:sz w:val="28"/>
+          <w:u w:val="none"/>
         </w:rPr>
         <w:t>5 СЕНІМДІЛІКТІ ВАЛИДАЦИЯЛАУ ЖӘНЕ САЛЫСТЫРМАЛЫ ТАЛДАУ</w:t>
       </w:r>
@@ -2912,6 +3101,7 @@
           <w:b/>
           <w:i w:val="0"/>
           <w:sz w:val="28"/>
+          <w:u w:val="none"/>
         </w:rPr>
         <w:tab/>
         <w:t>154</w:t>
@@ -2932,6 +3122,7 @@
           <w:b w:val="0"/>
           <w:i w:val="0"/>
           <w:sz w:val="28"/>
+          <w:u w:val="none"/>
         </w:rPr>
         <w:t>5.1 Түсіндірілу нәтижелері</w:t>
       </w:r>
@@ -2941,6 +3132,7 @@
           <w:b w:val="0"/>
           <w:i w:val="0"/>
           <w:sz w:val="28"/>
+          <w:u w:val="none"/>
         </w:rPr>
         <w:tab/>
         <w:t>197</w:t>
@@ -2961,6 +3153,7 @@
           <w:b w:val="0"/>
           <w:i w:val="0"/>
           <w:sz w:val="28"/>
+          <w:u w:val="none"/>
         </w:rPr>
         <w:t>5.2 Статистикалық валидация</w:t>
       </w:r>
@@ -2970,6 +3163,7 @@
           <w:b w:val="0"/>
           <w:i w:val="0"/>
           <w:sz w:val="28"/>
+          <w:u w:val="none"/>
         </w:rPr>
         <w:tab/>
         <w:t>200</w:t>
@@ -2990,6 +3184,7 @@
           <w:b w:val="0"/>
           <w:i w:val="0"/>
           <w:sz w:val="28"/>
+          <w:u w:val="none"/>
         </w:rPr>
         <w:t>5.2.1 Bootstrap сенімділік интервалдары және аралас-әсерлер моделі</w:t>
       </w:r>
@@ -2999,6 +3194,7 @@
           <w:b w:val="0"/>
           <w:i w:val="0"/>
           <w:sz w:val="28"/>
+          <w:u w:val="none"/>
         </w:rPr>
         <w:tab/>
         <w:t>200</w:t>
@@ -3019,6 +3215,7 @@
           <w:b w:val="0"/>
           <w:i w:val="0"/>
           <w:sz w:val="28"/>
+          <w:u w:val="none"/>
         </w:rPr>
         <w:t>5.2.2 Тұжырым күшінің түпкі жіктелуі</w:t>
       </w:r>
@@ -3028,6 +3225,7 @@
           <w:b w:val="0"/>
           <w:i w:val="0"/>
           <w:sz w:val="28"/>
+          <w:u w:val="none"/>
         </w:rPr>
         <w:tab/>
         <w:t>203</w:t>
@@ -3048,6 +3246,7 @@
           <w:b w:val="0"/>
           <w:i w:val="0"/>
           <w:sz w:val="28"/>
+          <w:u w:val="none"/>
         </w:rPr>
         <w:t>5.3 Жарияланған жүйелермен салыстырмалы талдау</w:t>
       </w:r>
@@ -3057,6 +3256,7 @@
           <w:b w:val="0"/>
           <w:i w:val="0"/>
           <w:sz w:val="28"/>
+          <w:u w:val="none"/>
         </w:rPr>
         <w:tab/>
         <w:t>208</w:t>
@@ -3077,6 +3277,7 @@
           <w:b w:val="0"/>
           <w:i w:val="0"/>
           <w:sz w:val="28"/>
+          <w:u w:val="none"/>
         </w:rPr>
         <w:t>5.3.1 Жарияланған нәтижелермен эталондау: IDx-DR, EyeNuk, DeepMind</w:t>
       </w:r>
@@ -3086,6 +3287,7 @@
           <w:b w:val="0"/>
           <w:i w:val="0"/>
           <w:sz w:val="28"/>
+          <w:u w:val="none"/>
         </w:rPr>
         <w:tab/>
         <w:t>208</w:t>
@@ -3106,6 +3308,7 @@
           <w:b w:val="0"/>
           <w:i w:val="0"/>
           <w:sz w:val="28"/>
+          <w:u w:val="none"/>
         </w:rPr>
         <w:t>5.3.2 Өнімділік–күрделілік айырбасын талдау</w:t>
       </w:r>
@@ -3115,6 +3318,7 @@
           <w:b w:val="0"/>
           <w:i w:val="0"/>
           <w:sz w:val="28"/>
+          <w:u w:val="none"/>
         </w:rPr>
         <w:tab/>
         <w:t>213</w:t>
@@ -3135,6 +3339,7 @@
           <w:b w:val="0"/>
           <w:i w:val="0"/>
           <w:sz w:val="28"/>
+          <w:u w:val="none"/>
         </w:rPr>
         <w:t>5.4 Ұсынылған тәсілдің шектеулері мен шекаралық шарттары</w:t>
       </w:r>
@@ -3144,6 +3349,7 @@
           <w:b w:val="0"/>
           <w:i w:val="0"/>
           <w:sz w:val="28"/>
+          <w:u w:val="none"/>
         </w:rPr>
         <w:tab/>
         <w:t>215</w:t>
@@ -3164,6 +3370,7 @@
           <w:b w:val="0"/>
           <w:i w:val="0"/>
           <w:sz w:val="28"/>
+          <w:u w:val="none"/>
         </w:rPr>
         <w:t>5-тарау бойынша қорытындылар</w:t>
       </w:r>
@@ -3173,6 +3380,7 @@
           <w:b w:val="0"/>
           <w:i w:val="0"/>
           <w:sz w:val="28"/>
+          <w:u w:val="none"/>
         </w:rPr>
         <w:tab/>
         <w:t>154</w:t>
@@ -3193,6 +3401,7 @@
           <w:b/>
           <w:i w:val="0"/>
           <w:sz w:val="28"/>
+          <w:u w:val="none"/>
         </w:rPr>
         <w:t>6 РЕСУРСТАРЫ ШЕКТЕУЛІ ОРТАҒА АРНАЛҒАН DR АВТОМАТТАНДЫРЫЛҒАН СКРИНИНГ ЖҮЙЕСІНІҢ АРХИТЕКТУРАСЫ</w:t>
       </w:r>
@@ -3202,6 +3411,7 @@
           <w:b/>
           <w:i w:val="0"/>
           <w:sz w:val="28"/>
+          <w:u w:val="none"/>
         </w:rPr>
         <w:tab/>
         <w:t>220</w:t>
@@ -3222,6 +3432,7 @@
           <w:b w:val="0"/>
           <w:i w:val="0"/>
           <w:sz w:val="28"/>
+          <w:u w:val="none"/>
         </w:rPr>
         <w:t>6.1 Жүйелік талаптар және жобалау қағидалары</w:t>
       </w:r>
@@ -3231,6 +3442,7 @@
           <w:b w:val="0"/>
           <w:i w:val="0"/>
           <w:sz w:val="28"/>
+          <w:u w:val="none"/>
         </w:rPr>
         <w:tab/>
         <w:t>220</w:t>
@@ -3251,6 +3463,7 @@
           <w:b w:val="0"/>
           <w:i w:val="0"/>
           <w:sz w:val="28"/>
+          <w:u w:val="none"/>
         </w:rPr>
         <w:t>6.1.1 Функционалдық және функционалдық емес талаптар сипаттамасы</w:t>
       </w:r>
@@ -3260,6 +3473,7 @@
           <w:b w:val="0"/>
           <w:i w:val="0"/>
           <w:sz w:val="28"/>
+          <w:u w:val="none"/>
         </w:rPr>
         <w:tab/>
         <w:t>220</w:t>
@@ -3280,6 +3494,7 @@
           <w:b w:val="0"/>
           <w:i w:val="0"/>
           <w:sz w:val="28"/>
+          <w:u w:val="none"/>
         </w:rPr>
         <w:t>6.1.2 PACS пен EHR интеграциясы бар модульдік архитектура</w:t>
       </w:r>
@@ -3289,6 +3504,7 @@
           <w:b w:val="0"/>
           <w:i w:val="0"/>
           <w:sz w:val="28"/>
+          <w:u w:val="none"/>
         </w:rPr>
         <w:tab/>
         <w:t>224</w:t>
@@ -3309,6 +3525,7 @@
           <w:b w:val="0"/>
           <w:i w:val="0"/>
           <w:sz w:val="28"/>
+          <w:u w:val="none"/>
         </w:rPr>
         <w:t>6.2 AI өңдеу модулін жобалау</w:t>
       </w:r>
@@ -3318,6 +3535,7 @@
           <w:b w:val="0"/>
           <w:i w:val="0"/>
           <w:sz w:val="28"/>
+          <w:u w:val="none"/>
         </w:rPr>
         <w:tab/>
         <w:t>229</w:t>
@@ -3338,6 +3556,7 @@
           <w:b w:val="0"/>
           <w:i w:val="0"/>
           <w:sz w:val="28"/>
+          <w:u w:val="none"/>
         </w:rPr>
         <w:t>6.2.1 Конфигурацияланатын pipeline бар Preprocessing қозғалтқышы</w:t>
       </w:r>
@@ -3347,6 +3566,7 @@
           <w:b w:val="0"/>
           <w:i w:val="0"/>
           <w:sz w:val="28"/>
+          <w:u w:val="none"/>
         </w:rPr>
         <w:tab/>
         <w:t>229</w:t>
@@ -3367,6 +3587,7 @@
           <w:b w:val="0"/>
           <w:i w:val="0"/>
           <w:sz w:val="28"/>
+          <w:u w:val="none"/>
         </w:rPr>
         <w:t>6.2.2 Модель-таңдау логикасы бар Inference модулі</w:t>
       </w:r>
@@ -3376,6 +3597,7 @@
           <w:b w:val="0"/>
           <w:i w:val="0"/>
           <w:sz w:val="28"/>
+          <w:u w:val="none"/>
         </w:rPr>
         <w:tab/>
         <w:t>232</w:t>
@@ -3396,6 +3618,7 @@
           <w:b w:val="0"/>
           <w:i w:val="0"/>
           <w:sz w:val="28"/>
+          <w:u w:val="none"/>
         </w:rPr>
         <w:t>6.3 Клиникалық жұмыс процесіне интеграция</w:t>
       </w:r>
@@ -3405,6 +3628,7 @@
           <w:b w:val="0"/>
           <w:i w:val="0"/>
           <w:sz w:val="28"/>
+          <w:u w:val="none"/>
         </w:rPr>
         <w:tab/>
         <w:t>234</w:t>
@@ -3425,6 +3649,7 @@
           <w:b w:val="0"/>
           <w:i w:val="0"/>
           <w:sz w:val="28"/>
+          <w:u w:val="none"/>
         </w:rPr>
         <w:t>6.3.1 Ауылдық орналастыру үшін телемедицина және тасымалданатын құрылғыны қолдау</w:t>
       </w:r>
@@ -3434,6 +3659,7 @@
           <w:b w:val="0"/>
           <w:i w:val="0"/>
           <w:sz w:val="28"/>
+          <w:u w:val="none"/>
         </w:rPr>
         <w:tab/>
         <w:t>234</w:t>
@@ -3454,6 +3680,7 @@
           <w:b w:val="0"/>
           <w:i w:val="0"/>
           <w:sz w:val="28"/>
+          <w:u w:val="none"/>
         </w:rPr>
         <w:t>6.3.1.1 Таратылған телемедицина жүйелерінде орналастыру</w:t>
       </w:r>
@@ -3463,6 +3690,7 @@
           <w:b w:val="0"/>
           <w:i w:val="0"/>
           <w:sz w:val="28"/>
+          <w:u w:val="none"/>
         </w:rPr>
         <w:tab/>
         <w:t>235</w:t>
@@ -3483,6 +3711,7 @@
           <w:b w:val="0"/>
           <w:i w:val="0"/>
           <w:sz w:val="28"/>
+          <w:u w:val="none"/>
         </w:rPr>
         <w:t>6.3.1.2 Ұлттық eHealth платформаларымен интеграция</w:t>
       </w:r>
@@ -3492,6 +3721,7 @@
           <w:b w:val="0"/>
           <w:i w:val="0"/>
           <w:sz w:val="28"/>
+          <w:u w:val="none"/>
         </w:rPr>
         <w:tab/>
         <w:t>236</w:t>
@@ -3512,6 +3742,7 @@
           <w:b w:val="0"/>
           <w:i w:val="0"/>
           <w:sz w:val="28"/>
+          <w:u w:val="none"/>
         </w:rPr>
         <w:t>6.3.1.3 Ресурстары аз аймақтарда нақты уақыттағы қашықтан DR скринингі</w:t>
       </w:r>
@@ -3521,6 +3752,7 @@
           <w:b w:val="0"/>
           <w:i w:val="0"/>
           <w:sz w:val="28"/>
+          <w:u w:val="none"/>
         </w:rPr>
         <w:tab/>
         <w:t>236</w:t>
@@ -3541,6 +3773,7 @@
           <w:b w:val="0"/>
           <w:i w:val="0"/>
           <w:sz w:val="28"/>
+          <w:u w:val="none"/>
         </w:rPr>
         <w:t>6.3.2 Physician-in-the-Loop шешім-қолдау интерфейсі</w:t>
       </w:r>
@@ -3550,6 +3783,7 @@
           <w:b w:val="0"/>
           <w:i w:val="0"/>
           <w:sz w:val="28"/>
+          <w:u w:val="none"/>
         </w:rPr>
         <w:tab/>
         <w:t>238</w:t>
@@ -3570,6 +3804,7 @@
           <w:b w:val="0"/>
           <w:i w:val="0"/>
           <w:sz w:val="28"/>
+          <w:u w:val="none"/>
         </w:rPr>
         <w:t>6.4 Деректер қауіпсіздігі және нормативтік сәйкестік негіздемесі</w:t>
       </w:r>
@@ -3579,6 +3814,7 @@
           <w:b w:val="0"/>
           <w:i w:val="0"/>
           <w:sz w:val="28"/>
+          <w:u w:val="none"/>
         </w:rPr>
         <w:tab/>
         <w:t>239</w:t>
@@ -3599,6 +3835,7 @@
           <w:b w:val="0"/>
           <w:i w:val="0"/>
           <w:sz w:val="28"/>
+          <w:u w:val="none"/>
         </w:rPr>
         <w:t>6.4.1 GDPR/HIPAA-сәйкес деректерді басқару хаттамалары</w:t>
       </w:r>
@@ -3608,6 +3845,7 @@
           <w:b w:val="0"/>
           <w:i w:val="0"/>
           <w:sz w:val="28"/>
+          <w:u w:val="none"/>
         </w:rPr>
         <w:tab/>
         <w:t>239</w:t>
@@ -3628,6 +3866,7 @@
           <w:b w:val="0"/>
           <w:i w:val="0"/>
           <w:sz w:val="28"/>
+          <w:u w:val="none"/>
         </w:rPr>
         <w:t>6.4.2 Қазақстанның денсаулық сақтау инфрақұрылымына қолданылуы</w:t>
       </w:r>
@@ -3637,6 +3876,7 @@
           <w:b w:val="0"/>
           <w:i w:val="0"/>
           <w:sz w:val="28"/>
+          <w:u w:val="none"/>
         </w:rPr>
         <w:tab/>
         <w:t>241</w:t>
@@ -3657,6 +3897,7 @@
           <w:b w:val="0"/>
           <w:i w:val="0"/>
           <w:sz w:val="28"/>
+          <w:u w:val="none"/>
         </w:rPr>
         <w:t>6-тарау бойынша қорытындылар</w:t>
       </w:r>
@@ -3666,6 +3907,7 @@
           <w:b w:val="0"/>
           <w:i w:val="0"/>
           <w:sz w:val="28"/>
+          <w:u w:val="none"/>
         </w:rPr>
         <w:tab/>
         <w:t>220</w:t>
@@ -3686,6 +3928,7 @@
           <w:b/>
           <w:i w:val="0"/>
           <w:sz w:val="28"/>
+          <w:u w:val="none"/>
         </w:rPr>
         <w:t>ҚОРЫТЫНДЫ</w:t>
       </w:r>
@@ -3695,6 +3938,7 @@
           <w:b/>
           <w:i w:val="0"/>
           <w:sz w:val="28"/>
+          <w:u w:val="none"/>
         </w:rPr>
         <w:tab/>
         <w:t>243</w:t>
@@ -3715,6 +3959,7 @@
           <w:b/>
           <w:i w:val="0"/>
           <w:sz w:val="28"/>
+          <w:u w:val="none"/>
         </w:rPr>
         <w:t>ПАЙДАЛАНЫЛҒАН ӘДЕБИЕТТЕР ТІЗІМІ</w:t>
       </w:r>
@@ -3724,6 +3969,7 @@
           <w:b/>
           <w:i w:val="0"/>
           <w:sz w:val="28"/>
+          <w:u w:val="none"/>
         </w:rPr>
         <w:tab/>
         <w:t>247</w:t>
@@ -3744,6 +3990,7 @@
           <w:b/>
           <w:i w:val="0"/>
           <w:sz w:val="28"/>
+          <w:u w:val="none"/>
         </w:rPr>
         <w:t>А ҚОСЫМШАСЫ</w:t>
       </w:r>
@@ -3753,6 +4000,7 @@
           <w:b/>
           <w:i w:val="0"/>
           <w:sz w:val="28"/>
+          <w:u w:val="none"/>
         </w:rPr>
         <w:tab/>
         <w:t>256</w:t>
@@ -3773,6 +4021,7 @@
           <w:b/>
           <w:i w:val="0"/>
           <w:sz w:val="28"/>
+          <w:u w:val="none"/>
         </w:rPr>
         <w:t>Ә ҚОСЫМШАСЫ</w:t>
       </w:r>
@@ -3782,6 +4031,7 @@
           <w:b/>
           <w:i w:val="0"/>
           <w:sz w:val="28"/>
+          <w:u w:val="none"/>
         </w:rPr>
         <w:tab/>
         <w:t>260</w:t>
@@ -3802,6 +4052,7 @@
           <w:b/>
           <w:i w:val="0"/>
           <w:sz w:val="28"/>
+          <w:u w:val="none"/>
         </w:rPr>
         <w:t>Б ҚОСЫМШАСЫ</w:t>
       </w:r>
@@ -3811,6 +4062,7 @@
           <w:b/>
           <w:i w:val="0"/>
           <w:sz w:val="28"/>
+          <w:u w:val="none"/>
         </w:rPr>
         <w:tab/>
         <w:t>265</w:t>
@@ -3831,6 +4083,7 @@
           <w:b/>
           <w:i w:val="0"/>
           <w:sz w:val="28"/>
+          <w:u w:val="none"/>
         </w:rPr>
         <w:t>Д ҚОСЫМШАСЫ</w:t>
       </w:r>
@@ -3840,6 +4093,7 @@
           <w:b/>
           <w:i w:val="0"/>
           <w:sz w:val="28"/>
+          <w:u w:val="none"/>
         </w:rPr>
         <w:tab/>
         <w:t>272</w:t>
@@ -3860,6 +4114,7 @@
           <w:b/>
           <w:i w:val="0"/>
           <w:sz w:val="28"/>
+          <w:u w:val="none"/>
         </w:rPr>
         <w:t>Е ҚОСЫМШАСЫ</w:t>
       </w:r>
@@ -3869,6 +4124,7 @@
           <w:b/>
           <w:i w:val="0"/>
           <w:sz w:val="28"/>
+          <w:u w:val="none"/>
         </w:rPr>
         <w:tab/>
         <w:t>281</w:t>
@@ -3889,6 +4145,7 @@
           <w:b/>
           <w:i w:val="0"/>
           <w:sz w:val="28"/>
+          <w:u w:val="none"/>
         </w:rPr>
         <w:t>Ж ҚОСЫМШАСЫ</w:t>
       </w:r>
@@ -3898,6 +4155,7 @@
           <w:b/>
           <w:i w:val="0"/>
           <w:sz w:val="28"/>
+          <w:u w:val="none"/>
         </w:rPr>
         <w:tab/>
         <w:t>296</w:t>
@@ -3920,6 +4178,7 @@
           <w:b/>
           <w:i w:val="0"/>
           <w:sz w:val="32"/>
+          <w:u w:val="none"/>
         </w:rPr>
         <w:t>НОРМАТИВТІК СІЛТЕМЕЛЕР</w:t>
       </w:r>
@@ -3935,6 +4194,7 @@
           <w:b w:val="0"/>
           <w:i w:val="0"/>
           <w:sz w:val="28"/>
+          <w:u w:val="none"/>
         </w:rPr>
         <w:t>Бұл диссертацияда келесі стандарттарға сілтемелер пайдаланылды:</w:t>
       </w:r>
@@ -3950,6 +4210,7 @@
           <w:b w:val="0"/>
           <w:i w:val="0"/>
           <w:sz w:val="28"/>
+          <w:u w:val="none"/>
         </w:rPr>
         <w:t>Диссертация мен авторефератты ресімдеу жөніндегі нұсқаулық, Қазақстан Республикасы Білім және ғылым министрлігінің Жоғары аттестаттау комитеті, 2004 жылғы 28 қыркүйектегі № 377-3 ж.</w:t>
       </w:r>
@@ -3965,6 +4226,7 @@
           <w:b w:val="0"/>
           <w:i w:val="0"/>
           <w:sz w:val="28"/>
+          <w:u w:val="none"/>
         </w:rPr>
         <w:t>ГОСТ 7.32-2001. Ғылыми-зерттеу жұмысы туралы есеп. Құрылымы және ресімдеу ережелері.</w:t>
       </w:r>
@@ -3980,6 +4242,7 @@
           <w:b w:val="0"/>
           <w:i w:val="0"/>
           <w:sz w:val="28"/>
+          <w:u w:val="none"/>
         </w:rPr>
         <w:t>ГОСТ 7.1-2003. Библиографиялық жазба. Библиографиялық сипаттама. Жалпы талаптар мен жасау ережелері.</w:t>
       </w:r>
@@ -3995,6 +4258,7 @@
           <w:b w:val="0"/>
           <w:i w:val="0"/>
           <w:sz w:val="28"/>
+          <w:u w:val="none"/>
         </w:rPr>
         <w:t>СТ ҚР 34.005-2002. Ақпараттық технология. Негізгі терминдер мен анықтамалар (бірінші басылым).</w:t>
       </w:r>
@@ -4010,6 +4274,7 @@
           <w:b w:val="0"/>
           <w:i w:val="0"/>
           <w:sz w:val="28"/>
+          <w:u w:val="none"/>
         </w:rPr>
         <w:t>СТ ҚР 34.015-2002. Ақпараттық технология. Автоматтандырылған жүйелер стандарттарының жиынтығы. Ақпараттық жүйені құруға арналған техникалық тапсырма (бірінші басылым).</w:t>
       </w:r>
@@ -4025,6 +4290,7 @@
           <w:b w:val="0"/>
           <w:i w:val="0"/>
           <w:sz w:val="28"/>
+          <w:u w:val="none"/>
         </w:rPr>
         <w:t>СТ ҚР 34.027-2006. Ақпараттық технологиялар. Бағдарламалық құралдарды жіктеу (бірінші басылым).</w:t>
       </w:r>
@@ -4040,6 +4306,7 @@
           <w:b w:val="0"/>
           <w:i w:val="0"/>
           <w:sz w:val="28"/>
+          <w:u w:val="none"/>
         </w:rPr>
         <w:t>СТ ҚР 34.014-2002. Ақпараттық технология. Автоматтандырылған жүйелер стандарттарының жиынтығы. Автоматтандырылған жүйелер. Терминдер мен анықтамалар.</w:t>
       </w:r>
@@ -4061,6 +4328,7 @@
           <w:b/>
           <w:i w:val="0"/>
           <w:sz w:val="32"/>
+          <w:u w:val="none"/>
         </w:rPr>
         <w:t>БЕЛГІЛЕУЛЕР МЕН ҚЫСҚАРТУЛАР</w:t>
       </w:r>
@@ -4091,6 +4359,7 @@
                 <w:b w:val="0"/>
                 <w:i w:val="0"/>
                 <w:sz w:val="28"/>
+                <w:u w:val="none"/>
               </w:rPr>
               <w:t>AI</w:t>
             </w:r>
@@ -4111,6 +4380,7 @@
                 <w:b w:val="0"/>
                 <w:i w:val="0"/>
                 <w:sz w:val="28"/>
+                <w:u w:val="none"/>
               </w:rPr>
               <w:t>Artificial Intelligence (жасанды интеллект)</w:t>
             </w:r>
@@ -4133,6 +4403,7 @@
                 <w:b w:val="0"/>
                 <w:i w:val="0"/>
                 <w:sz w:val="28"/>
+                <w:u w:val="none"/>
               </w:rPr>
               <w:t>ALO</w:t>
             </w:r>
@@ -4153,6 +4424,7 @@
                 <w:b w:val="0"/>
                 <w:i w:val="0"/>
                 <w:sz w:val="28"/>
+                <w:u w:val="none"/>
               </w:rPr>
               <w:t>Attention–Lesion Overlap (explainability метрикасы)</w:t>
             </w:r>
@@ -4175,6 +4447,7 @@
                 <w:b w:val="0"/>
                 <w:i w:val="0"/>
                 <w:sz w:val="28"/>
+                <w:u w:val="none"/>
               </w:rPr>
               <w:t>APTOS</w:t>
             </w:r>
@@ -4195,6 +4468,7 @@
                 <w:b w:val="0"/>
                 <w:i w:val="0"/>
                 <w:sz w:val="28"/>
+                <w:u w:val="none"/>
               </w:rPr>
               <w:t>Asia Pacific Tele-Ophthalmology Society (2019 Blindness Detection деректер жиынтығы)</w:t>
             </w:r>
@@ -4217,6 +4491,7 @@
                 <w:b w:val="0"/>
                 <w:i w:val="0"/>
                 <w:sz w:val="28"/>
+                <w:u w:val="none"/>
               </w:rPr>
               <w:t>AUC</w:t>
             </w:r>
@@ -4237,6 +4512,7 @@
                 <w:b w:val="0"/>
                 <w:i w:val="0"/>
                 <w:sz w:val="28"/>
+                <w:u w:val="none"/>
               </w:rPr>
               <w:t>Area Under the Curve (қисық астындағы аудан)</w:t>
             </w:r>
@@ -4259,6 +4535,7 @@
                 <w:b w:val="0"/>
                 <w:i w:val="0"/>
                 <w:sz w:val="28"/>
+                <w:u w:val="none"/>
               </w:rPr>
               <w:t>BYOL</w:t>
             </w:r>
@@ -4279,6 +4556,7 @@
                 <w:b w:val="0"/>
                 <w:i w:val="0"/>
                 <w:sz w:val="28"/>
+                <w:u w:val="none"/>
               </w:rPr>
               <w:t>Bootstrap Your Own Latent (өзін-өзі бақылаусыз оқыту әдісі)</w:t>
             </w:r>
@@ -4301,6 +4579,7 @@
                 <w:b w:val="0"/>
                 <w:i w:val="0"/>
                 <w:sz w:val="28"/>
+                <w:u w:val="none"/>
               </w:rPr>
               <w:t>CAM</w:t>
             </w:r>
@@ -4321,6 +4600,7 @@
                 <w:b w:val="0"/>
                 <w:i w:val="0"/>
                 <w:sz w:val="28"/>
+                <w:u w:val="none"/>
               </w:rPr>
               <w:t>Class Activation Mapping</w:t>
             </w:r>
@@ -4343,6 +4623,7 @@
                 <w:b w:val="0"/>
                 <w:i w:val="0"/>
                 <w:sz w:val="28"/>
+                <w:u w:val="none"/>
               </w:rPr>
               <w:t>CFC-n</w:t>
             </w:r>
@@ -4363,6 +4644,7 @@
                 <w:b w:val="0"/>
                 <w:i w:val="0"/>
                 <w:sz w:val="28"/>
+                <w:u w:val="none"/>
               </w:rPr>
               <w:t>Claim Formulation Constraint n (тұжырымды тұжырымдау шектеуі: мәлімдеменің қандай түрде айтылуы мүмкін екенін реттейтін ереже; CFC-2 сериясы диссертация өзіне тыйым салған тұжырым түрлерін тізеді)</w:t>
             </w:r>
@@ -4385,6 +4667,7 @@
                 <w:b w:val="0"/>
                 <w:i w:val="0"/>
                 <w:sz w:val="28"/>
+                <w:u w:val="none"/>
               </w:rPr>
               <w:t>CLAHE</w:t>
             </w:r>
@@ -4405,6 +4688,7 @@
                 <w:b w:val="0"/>
                 <w:i w:val="0"/>
                 <w:sz w:val="28"/>
+                <w:u w:val="none"/>
               </w:rPr>
               <w:t>Contrast-Limited Adaptive Histogram Equalization</w:t>
             </w:r>
@@ -4427,6 +4711,7 @@
                 <w:b w:val="0"/>
                 <w:i w:val="0"/>
                 <w:sz w:val="28"/>
+                <w:u w:val="none"/>
               </w:rPr>
               <w:t>CNN</w:t>
             </w:r>
@@ -4447,6 +4732,7 @@
                 <w:b w:val="0"/>
                 <w:i w:val="0"/>
                 <w:sz w:val="28"/>
+                <w:u w:val="none"/>
               </w:rPr>
               <w:t>Convolutional Neural Network</w:t>
             </w:r>
@@ -4469,6 +4755,7 @@
                 <w:b w:val="0"/>
                 <w:i w:val="0"/>
                 <w:sz w:val="28"/>
+                <w:u w:val="none"/>
               </w:rPr>
               <w:t>CNR</w:t>
             </w:r>
@@ -4489,6 +4776,7 @@
                 <w:b w:val="0"/>
                 <w:i w:val="0"/>
                 <w:sz w:val="28"/>
+                <w:u w:val="none"/>
               </w:rPr>
               <w:t>Contrast-to-Noise Ratio</w:t>
             </w:r>
@@ -4511,6 +4799,7 @@
                 <w:b w:val="0"/>
                 <w:i w:val="0"/>
                 <w:sz w:val="28"/>
+                <w:u w:val="none"/>
               </w:rPr>
               <w:t>DDR</w:t>
             </w:r>
@@ -4531,6 +4820,7 @@
                 <w:b w:val="0"/>
                 <w:i w:val="0"/>
                 <w:sz w:val="28"/>
+                <w:u w:val="none"/>
               </w:rPr>
               <w:t>Диабеттік ретинопатияны градациялау деректер жиынтығы (DDR)</w:t>
             </w:r>
@@ -4553,6 +4843,7 @@
                 <w:b w:val="0"/>
                 <w:i w:val="0"/>
                 <w:sz w:val="28"/>
+                <w:u w:val="none"/>
               </w:rPr>
               <w:t>DGL-n</w:t>
             </w:r>
@@ -4573,6 +4864,7 @@
                 <w:b w:val="0"/>
                 <w:i w:val="0"/>
                 <w:sz w:val="28"/>
+                <w:u w:val="none"/>
               </w:rPr>
               <w:t>Deployment and Generalization Limitation n (енгізу және жалпылау шектеуі: нәтижені ол алынған жағдайлардан тыс қаншалықты тасымалдауға болатынын шектейді)</w:t>
             </w:r>
@@ -4595,6 +4887,7 @@
                 <w:b w:val="0"/>
                 <w:i w:val="0"/>
                 <w:sz w:val="28"/>
+                <w:u w:val="none"/>
               </w:rPr>
               <w:t>DINO</w:t>
             </w:r>
@@ -4615,6 +4908,7 @@
                 <w:b w:val="0"/>
                 <w:i w:val="0"/>
                 <w:sz w:val="28"/>
+                <w:u w:val="none"/>
               </w:rPr>
               <w:t>self-Distillation with No labels (өзін-өзі бақылаусыз оқыту әдісі)</w:t>
             </w:r>
@@ -4637,6 +4931,7 @@
                 <w:b w:val="0"/>
                 <w:i w:val="0"/>
                 <w:sz w:val="28"/>
+                <w:u w:val="none"/>
               </w:rPr>
               <w:t>DR</w:t>
             </w:r>
@@ -4657,6 +4952,7 @@
                 <w:b w:val="0"/>
                 <w:i w:val="0"/>
                 <w:sz w:val="28"/>
+                <w:u w:val="none"/>
               </w:rPr>
               <w:t>Diabetic Retinopathy (диабеттік ретинопатия)</w:t>
             </w:r>
@@ -4679,6 +4975,7 @@
                 <w:b w:val="0"/>
                 <w:i w:val="0"/>
                 <w:sz w:val="28"/>
+                <w:u w:val="none"/>
               </w:rPr>
               <w:t>ECE</w:t>
             </w:r>
@@ -4699,6 +4996,7 @@
                 <w:b w:val="0"/>
                 <w:i w:val="0"/>
                 <w:sz w:val="28"/>
+                <w:u w:val="none"/>
               </w:rPr>
               <w:t>Expected Calibration Error</w:t>
             </w:r>
@@ -4721,6 +5019,7 @@
                 <w:b w:val="0"/>
                 <w:i w:val="0"/>
                 <w:sz w:val="28"/>
+                <w:u w:val="none"/>
               </w:rPr>
               <w:t>EH-n</w:t>
             </w:r>
@@ -4741,6 +5040,7 @@
                 <w:b w:val="0"/>
                 <w:i w:val="0"/>
                 <w:sz w:val="28"/>
+                <w:u w:val="none"/>
               </w:rPr>
               <w:t>Evidence Hierarchy rule n (дәлел иерархиясының ережесі: метрикалардың дәлелдік салмағы бойынша реттелуі және нәтиженің шешуші саналуы үшін қанағаттандыруға тиіс өлшемшарттары)</w:t>
             </w:r>
@@ -4763,6 +5063,7 @@
                 <w:b w:val="0"/>
                 <w:i w:val="0"/>
                 <w:sz w:val="28"/>
+                <w:u w:val="none"/>
               </w:rPr>
               <w:t>EHR</w:t>
             </w:r>
@@ -4783,6 +5084,7 @@
                 <w:b w:val="0"/>
                 <w:i w:val="0"/>
                 <w:sz w:val="28"/>
+                <w:u w:val="none"/>
               </w:rPr>
               <w:t>Electronic Health Record (электрондық денсаулық жазбасы)</w:t>
             </w:r>
@@ -4805,6 +5107,7 @@
                 <w:b w:val="0"/>
                 <w:i w:val="0"/>
                 <w:sz w:val="28"/>
+                <w:u w:val="none"/>
               </w:rPr>
               <w:t>EMD</w:t>
             </w:r>
@@ -4825,6 +5128,7 @@
                 <w:b w:val="0"/>
                 <w:i w:val="0"/>
                 <w:sz w:val="28"/>
+                <w:u w:val="none"/>
               </w:rPr>
               <w:t>Earth Mover's Distance</w:t>
             </w:r>
@@ -4847,6 +5151,7 @@
                 <w:b w:val="0"/>
                 <w:i w:val="0"/>
                 <w:sz w:val="28"/>
+                <w:u w:val="none"/>
               </w:rPr>
               <w:t>EyePACS</w:t>
             </w:r>
@@ -4867,6 +5172,7 @@
                 <w:b w:val="0"/>
                 <w:i w:val="0"/>
                 <w:sz w:val="28"/>
+                <w:u w:val="none"/>
               </w:rPr>
               <w:t>Eye Picture Archive Communication System (DR деректер жиынтығы)</w:t>
             </w:r>
@@ -4889,6 +5195,7 @@
                 <w:b w:val="0"/>
                 <w:i w:val="0"/>
                 <w:sz w:val="28"/>
+                <w:u w:val="none"/>
               </w:rPr>
               <w:t>FOV</w:t>
             </w:r>
@@ -4909,6 +5216,7 @@
                 <w:b w:val="0"/>
                 <w:i w:val="0"/>
                 <w:sz w:val="28"/>
+                <w:u w:val="none"/>
               </w:rPr>
               <w:t>Field of View (көру өрісі)</w:t>
             </w:r>
@@ -4931,6 +5239,7 @@
                 <w:b w:val="0"/>
                 <w:i w:val="0"/>
                 <w:sz w:val="28"/>
+                <w:u w:val="none"/>
               </w:rPr>
               <w:t>GDPR</w:t>
             </w:r>
@@ -4951,6 +5260,7 @@
                 <w:b w:val="0"/>
                 <w:i w:val="0"/>
                 <w:sz w:val="28"/>
+                <w:u w:val="none"/>
               </w:rPr>
               <w:t>General Data Protection Regulation</w:t>
             </w:r>
@@ -4973,6 +5283,7 @@
                 <w:b w:val="0"/>
                 <w:i w:val="0"/>
                 <w:sz w:val="28"/>
+                <w:u w:val="none"/>
               </w:rPr>
               <w:t>Grad-CAM</w:t>
             </w:r>
@@ -4993,6 +5304,7 @@
                 <w:b w:val="0"/>
                 <w:i w:val="0"/>
                 <w:sz w:val="28"/>
+                <w:u w:val="none"/>
               </w:rPr>
               <w:t>Gradient-weighted Class Activation Mapping</w:t>
             </w:r>
@@ -5015,6 +5327,7 @@
                 <w:b w:val="0"/>
                 <w:i w:val="0"/>
                 <w:sz w:val="28"/>
+                <w:u w:val="none"/>
               </w:rPr>
               <w:t>HIPAA</w:t>
             </w:r>
@@ -5035,6 +5348,7 @@
                 <w:b w:val="0"/>
                 <w:i w:val="0"/>
                 <w:sz w:val="28"/>
+                <w:u w:val="none"/>
               </w:rPr>
               <w:t>Health Insurance Portability and Accountability Act</w:t>
             </w:r>
@@ -5057,6 +5371,7 @@
                 <w:b w:val="0"/>
                 <w:i w:val="0"/>
                 <w:sz w:val="28"/>
+                <w:u w:val="none"/>
               </w:rPr>
               <w:t>IDRiD</w:t>
             </w:r>
@@ -5077,6 +5392,7 @@
                 <w:b w:val="0"/>
                 <w:i w:val="0"/>
                 <w:sz w:val="28"/>
+                <w:u w:val="none"/>
               </w:rPr>
               <w:t>Indian Diabetic Retinopathy Image Dataset</w:t>
             </w:r>
@@ -5099,6 +5415,7 @@
                 <w:b w:val="0"/>
                 <w:i w:val="0"/>
                 <w:sz w:val="28"/>
+                <w:u w:val="none"/>
               </w:rPr>
               <w:t>IoU</w:t>
             </w:r>
@@ -5119,6 +5436,7 @@
                 <w:b w:val="0"/>
                 <w:i w:val="0"/>
                 <w:sz w:val="28"/>
+                <w:u w:val="none"/>
               </w:rPr>
               <w:t>Intersection over Union</w:t>
             </w:r>
@@ -5141,6 +5459,7 @@
                 <w:b w:val="0"/>
                 <w:i w:val="0"/>
                 <w:sz w:val="28"/>
+                <w:u w:val="none"/>
               </w:rPr>
               <w:t>KL</w:t>
             </w:r>
@@ -5161,6 +5480,7 @@
                 <w:b w:val="0"/>
                 <w:i w:val="0"/>
                 <w:sz w:val="28"/>
+                <w:u w:val="none"/>
               </w:rPr>
               <w:t>Kullback–Leibler дивергенциясы</w:t>
             </w:r>
@@ -5183,6 +5503,7 @@
                 <w:b w:val="0"/>
                 <w:i w:val="0"/>
                 <w:sz w:val="28"/>
+                <w:u w:val="none"/>
               </w:rPr>
               <w:t>LAB</w:t>
             </w:r>
@@ -5203,6 +5524,7 @@
                 <w:b w:val="0"/>
                 <w:i w:val="0"/>
                 <w:sz w:val="28"/>
+                <w:u w:val="none"/>
               </w:rPr>
               <w:t>CIELAB түс кеңістігі</w:t>
             </w:r>
@@ -5225,6 +5547,7 @@
                 <w:b w:val="0"/>
                 <w:i w:val="0"/>
                 <w:sz w:val="28"/>
+                <w:u w:val="none"/>
               </w:rPr>
               <w:t>MLP</w:t>
             </w:r>
@@ -5245,6 +5568,7 @@
                 <w:b w:val="0"/>
                 <w:i w:val="0"/>
                 <w:sz w:val="28"/>
+                <w:u w:val="none"/>
               </w:rPr>
               <w:t>Multilayer Perceptron</w:t>
             </w:r>
@@ -5267,6 +5591,7 @@
                 <w:b w:val="0"/>
                 <w:i w:val="0"/>
                 <w:sz w:val="28"/>
+                <w:u w:val="none"/>
               </w:rPr>
               <w:t>MoCo</w:t>
             </w:r>
@@ -5287,6 +5612,7 @@
                 <w:b w:val="0"/>
                 <w:i w:val="0"/>
                 <w:sz w:val="28"/>
+                <w:u w:val="none"/>
               </w:rPr>
               <w:t>Momentum Contrast (өзін-өзі бақылаусыз оқыту әдісі)</w:t>
             </w:r>
@@ -5309,6 +5635,7 @@
                 <w:b w:val="0"/>
                 <w:i w:val="0"/>
                 <w:sz w:val="28"/>
+                <w:u w:val="none"/>
               </w:rPr>
               <w:t>NC-n</w:t>
             </w:r>
@@ -5329,6 +5656,7 @@
                 <w:b w:val="0"/>
                 <w:i w:val="0"/>
                 <w:sz w:val="28"/>
+                <w:u w:val="none"/>
               </w:rPr>
               <w:t>Non-Claim n (мәлімделмейтін тұжырым: диссертация әдейі айтпайтын пікір — нәтижелері оны айтқан деп оқылмауы үшін тіркелген)</w:t>
             </w:r>
@@ -5351,6 +5679,7 @@
                 <w:b w:val="0"/>
                 <w:i w:val="0"/>
                 <w:sz w:val="28"/>
+                <w:u w:val="none"/>
               </w:rPr>
               <w:t>NPV</w:t>
             </w:r>
@@ -5371,6 +5700,7 @@
                 <w:b w:val="0"/>
                 <w:i w:val="0"/>
                 <w:sz w:val="28"/>
+                <w:u w:val="none"/>
               </w:rPr>
               <w:t>Negative Predictive Value (теріс болжамдық мән)</w:t>
             </w:r>
@@ -5393,6 +5723,7 @@
                 <w:b w:val="0"/>
                 <w:i w:val="0"/>
                 <w:sz w:val="28"/>
+                <w:u w:val="none"/>
               </w:rPr>
               <w:t>OD</w:t>
             </w:r>
@@ -5413,6 +5744,7 @@
                 <w:b w:val="0"/>
                 <w:i w:val="0"/>
                 <w:sz w:val="28"/>
+                <w:u w:val="none"/>
               </w:rPr>
               <w:t>Optic Disc (көру дискісі)</w:t>
             </w:r>
@@ -5435,6 +5767,7 @@
                 <w:b w:val="0"/>
                 <w:i w:val="0"/>
                 <w:sz w:val="28"/>
+                <w:u w:val="none"/>
               </w:rPr>
               <w:t>OD-n</w:t>
             </w:r>
@@ -5455,6 +5788,7 @@
                 <w:b w:val="0"/>
                 <w:i w:val="0"/>
                 <w:sz w:val="28"/>
+                <w:u w:val="none"/>
               </w:rPr>
               <w:t>Operational Definition n (операциялық анықтама: диссертация терминінің қалай өлшенетінін белгілейді; жоғарыдағы OD — көру дискісі — таңбасынан бөлек, ол ешқашан нөмірмен жазылмайды)</w:t>
             </w:r>
@@ -5477,6 +5811,7 @@
                 <w:b w:val="0"/>
                 <w:i w:val="0"/>
                 <w:sz w:val="28"/>
+                <w:u w:val="none"/>
               </w:rPr>
               <w:t>ODIR-5K</w:t>
             </w:r>
@@ -5497,6 +5832,7 @@
                 <w:b w:val="0"/>
                 <w:i w:val="0"/>
                 <w:sz w:val="28"/>
+                <w:u w:val="none"/>
               </w:rPr>
               <w:t>Ocular Disease Intelligent Recognition деректер жиынтығы (5000 пациент)</w:t>
             </w:r>
@@ -5519,6 +5855,7 @@
                 <w:b w:val="0"/>
                 <w:i w:val="0"/>
                 <w:sz w:val="28"/>
+                <w:u w:val="none"/>
               </w:rPr>
               <w:t>PACS</w:t>
             </w:r>
@@ -5539,6 +5876,7 @@
                 <w:b w:val="0"/>
                 <w:i w:val="0"/>
                 <w:sz w:val="28"/>
+                <w:u w:val="none"/>
               </w:rPr>
               <w:t>Picture Archiving and Communication System</w:t>
             </w:r>
@@ -5561,6 +5899,7 @@
                 <w:b w:val="0"/>
                 <w:i w:val="0"/>
                 <w:sz w:val="28"/>
+                <w:u w:val="none"/>
               </w:rPr>
               <w:t>PC-n</w:t>
             </w:r>
@@ -5581,6 +5920,7 @@
                 <w:b w:val="0"/>
                 <w:i w:val="0"/>
                 <w:sz w:val="28"/>
+                <w:u w:val="none"/>
               </w:rPr>
               <w:t>Primary Claim n (негізгі тұжырым: диссертация дәйегінің нөмірленген тұжырымы, әрқайсысы өз дәлелі мен бағаланған күшін алып жүреді)</w:t>
             </w:r>
@@ -5603,6 +5943,7 @@
                 <w:b w:val="0"/>
                 <w:i w:val="0"/>
                 <w:sz w:val="28"/>
+                <w:u w:val="none"/>
               </w:rPr>
               <w:t>PPV</w:t>
             </w:r>
@@ -5623,6 +5964,7 @@
                 <w:b w:val="0"/>
                 <w:i w:val="0"/>
                 <w:sz w:val="28"/>
+                <w:u w:val="none"/>
               </w:rPr>
               <w:t>Positive Predictive Value (оң болжамдық мән)</w:t>
             </w:r>
@@ -5645,6 +5987,7 @@
                 <w:b w:val="0"/>
                 <w:i w:val="0"/>
                 <w:sz w:val="28"/>
+                <w:u w:val="none"/>
               </w:rPr>
               <w:t>ReLU</w:t>
             </w:r>
@@ -5665,6 +6008,7 @@
                 <w:b w:val="0"/>
                 <w:i w:val="0"/>
                 <w:sz w:val="28"/>
+                <w:u w:val="none"/>
               </w:rPr>
               <w:t>Rectified Linear Unit</w:t>
             </w:r>
@@ -5687,6 +6031,7 @@
                 <w:b w:val="0"/>
                 <w:i w:val="0"/>
                 <w:sz w:val="28"/>
+                <w:u w:val="none"/>
               </w:rPr>
               <w:t>RFMiD</w:t>
             </w:r>
@@ -5707,6 +6052,7 @@
                 <w:b w:val="0"/>
                 <w:i w:val="0"/>
                 <w:sz w:val="28"/>
+                <w:u w:val="none"/>
               </w:rPr>
               <w:t>Retinal Fundus Multi-disease Image Dataset</w:t>
             </w:r>
@@ -5729,6 +6075,7 @@
                 <w:b w:val="0"/>
                 <w:i w:val="0"/>
                 <w:sz w:val="28"/>
+                <w:u w:val="none"/>
               </w:rPr>
               <w:t>RIQA</w:t>
             </w:r>
@@ -5749,6 +6096,7 @@
                 <w:b w:val="0"/>
                 <w:i w:val="0"/>
                 <w:sz w:val="28"/>
+                <w:u w:val="none"/>
               </w:rPr>
               <w:t>Retinal Image Quality Assessment</w:t>
             </w:r>
@@ -5771,6 +6119,7 @@
                 <w:b w:val="0"/>
                 <w:i w:val="0"/>
                 <w:sz w:val="28"/>
+                <w:u w:val="none"/>
               </w:rPr>
               <w:t>ROC</w:t>
             </w:r>
@@ -5791,6 +6140,7 @@
                 <w:b w:val="0"/>
                 <w:i w:val="0"/>
                 <w:sz w:val="28"/>
+                <w:u w:val="none"/>
               </w:rPr>
               <w:t>Receiver Operating Characteristic</w:t>
             </w:r>
@@ -5813,6 +6163,7 @@
                 <w:b w:val="0"/>
                 <w:i w:val="0"/>
                 <w:sz w:val="28"/>
+                <w:u w:val="none"/>
               </w:rPr>
               <w:t>SB-n</w:t>
             </w:r>
@@ -5833,6 +6184,7 @@
                 <w:b w:val="0"/>
                 <w:i w:val="0"/>
                 <w:sz w:val="28"/>
+                <w:u w:val="none"/>
               </w:rPr>
               <w:t>Scope Boundary n (қолданылу шекарасы: диссертация нені мәлімдемейтінін көрсететін тұжырым)</w:t>
             </w:r>
@@ -5855,6 +6207,7 @@
                 <w:b w:val="0"/>
                 <w:i w:val="0"/>
                 <w:sz w:val="28"/>
+                <w:u w:val="none"/>
               </w:rPr>
               <w:t>SimCLR</w:t>
             </w:r>
@@ -5875,6 +6228,7 @@
                 <w:b w:val="0"/>
                 <w:i w:val="0"/>
                 <w:sz w:val="28"/>
+                <w:u w:val="none"/>
               </w:rPr>
               <w:t>Simple framework for Contrastive Learning of Representations</w:t>
             </w:r>
@@ -5897,6 +6251,7 @@
                 <w:b w:val="0"/>
                 <w:i w:val="0"/>
                 <w:sz w:val="28"/>
+                <w:u w:val="none"/>
               </w:rPr>
               <w:t>SIR-n</w:t>
             </w:r>
@@ -5917,6 +6272,7 @@
                 <w:b w:val="0"/>
                 <w:i w:val="0"/>
                 <w:sz w:val="28"/>
+                <w:u w:val="none"/>
               </w:rPr>
               <w:t>Source Interpretation Rule n (дереккөзді талқылау ережесі: дәйексөз алынған дереккөзге нені таңуға болатынын шектейді)</w:t>
             </w:r>
@@ -5939,6 +6295,7 @@
                 <w:b w:val="0"/>
                 <w:i w:val="0"/>
                 <w:sz w:val="28"/>
+                <w:u w:val="none"/>
               </w:rPr>
               <w:t>SSIM</w:t>
             </w:r>
@@ -5959,6 +6316,7 @@
                 <w:b w:val="0"/>
                 <w:i w:val="0"/>
                 <w:sz w:val="28"/>
+                <w:u w:val="none"/>
               </w:rPr>
               <w:t>Structural Similarity Index</w:t>
             </w:r>
@@ -5981,6 +6339,7 @@
                 <w:b w:val="0"/>
                 <w:i w:val="0"/>
                 <w:sz w:val="28"/>
+                <w:u w:val="none"/>
               </w:rPr>
               <w:t>SSL</w:t>
             </w:r>
@@ -6001,6 +6360,7 @@
                 <w:b w:val="0"/>
                 <w:i w:val="0"/>
                 <w:sz w:val="28"/>
+                <w:u w:val="none"/>
               </w:rPr>
               <w:t>Self-Supervised Learning (өзін-өзі бақылаусыз оқыту)</w:t>
             </w:r>
@@ -6023,6 +6383,7 @@
                 <w:b w:val="0"/>
                 <w:i w:val="0"/>
                 <w:sz w:val="28"/>
+                <w:u w:val="none"/>
               </w:rPr>
               <w:t>STARE</w:t>
             </w:r>
@@ -6043,6 +6404,7 @@
                 <w:b w:val="0"/>
                 <w:i w:val="0"/>
                 <w:sz w:val="28"/>
+                <w:u w:val="none"/>
               </w:rPr>
               <w:t>Structured Analysis of the Retina (деректер жиынтығы)</w:t>
             </w:r>
@@ -6065,6 +6427,7 @@
                 <w:b w:val="0"/>
                 <w:i w:val="0"/>
                 <w:sz w:val="28"/>
+                <w:u w:val="none"/>
               </w:rPr>
               <w:t>UML</w:t>
             </w:r>
@@ -6085,6 +6448,7 @@
                 <w:b w:val="0"/>
                 <w:i w:val="0"/>
                 <w:sz w:val="28"/>
+                <w:u w:val="none"/>
               </w:rPr>
               <w:t>Unified Modeling Language</w:t>
             </w:r>
@@ -6107,6 +6471,7 @@
                 <w:b w:val="0"/>
                 <w:i w:val="0"/>
                 <w:sz w:val="28"/>
+                <w:u w:val="none"/>
               </w:rPr>
               <w:t>VRAM</w:t>
             </w:r>
@@ -6127,6 +6492,7 @@
                 <w:b w:val="0"/>
                 <w:i w:val="0"/>
                 <w:sz w:val="28"/>
+                <w:u w:val="none"/>
               </w:rPr>
               <w:t>Video Random-Access Memory</w:t>
             </w:r>
@@ -6149,6 +6515,7 @@
                 <w:b w:val="0"/>
                 <w:i w:val="0"/>
                 <w:sz w:val="28"/>
+                <w:u w:val="none"/>
               </w:rPr>
               <w:t>VVI</w:t>
             </w:r>
@@ -6169,6 +6536,7 @@
                 <w:b w:val="0"/>
                 <w:i w:val="0"/>
                 <w:sz w:val="28"/>
+                <w:u w:val="none"/>
               </w:rPr>
               <w:t>Vessel Visibility Index</w:t>
             </w:r>
@@ -6191,6 +6559,7 @@
                 <w:b w:val="0"/>
                 <w:i w:val="0"/>
                 <w:sz w:val="28"/>
+                <w:u w:val="none"/>
               </w:rPr>
               <w:t>WSL</w:t>
             </w:r>
@@ -6211,6 +6580,7 @@
                 <w:b w:val="0"/>
                 <w:i w:val="0"/>
                 <w:sz w:val="28"/>
+                <w:u w:val="none"/>
               </w:rPr>
               <w:t>Windows Subsystem for Linux</w:t>
             </w:r>
@@ -6233,6 +6603,7 @@
                 <w:b w:val="0"/>
                 <w:i w:val="0"/>
                 <w:sz w:val="28"/>
+                <w:u w:val="none"/>
               </w:rPr>
               <w:t>XAI</w:t>
             </w:r>
@@ -6253,6 +6624,7 @@
                 <w:b w:val="0"/>
                 <w:i w:val="0"/>
                 <w:sz w:val="28"/>
+                <w:u w:val="none"/>
               </w:rPr>
               <w:t>Explainable Artificial Intelligence</w:t>
             </w:r>
@@ -6275,6 +6647,7 @@
                 <w:b w:val="0"/>
                 <w:i w:val="0"/>
                 <w:sz w:val="28"/>
+                <w:u w:val="none"/>
               </w:rPr>
               <w:t>D</w:t>
             </w:r>
@@ -6295,6 +6668,7 @@
                 <w:b w:val="0"/>
                 <w:i w:val="0"/>
                 <w:sz w:val="28"/>
+                <w:u w:val="none"/>
               </w:rPr>
               <w:t>Көру өрісінің (FOV) диаметрі, пиксельмен</w:t>
             </w:r>
@@ -6317,6 +6691,7 @@
                 <w:b w:val="0"/>
                 <w:i w:val="0"/>
                 <w:sz w:val="28"/>
+                <w:u w:val="none"/>
               </w:rPr>
               <w:t>CL</w:t>
             </w:r>
@@ -6337,6 +6712,7 @@
                 <w:b w:val="0"/>
                 <w:i w:val="0"/>
                 <w:sz w:val="28"/>
+                <w:u w:val="none"/>
               </w:rPr>
               <w:t>CLAHE түрлендіруінің клип-лимиті</w:t>
             </w:r>
@@ -6359,6 +6735,7 @@
                 <w:b w:val="0"/>
                 <w:i w:val="0"/>
                 <w:sz w:val="28"/>
+                <w:u w:val="none"/>
               </w:rPr>
               <w:t>F1</w:t>
             </w:r>
@@ -6379,6 +6756,7 @@
                 <w:b w:val="0"/>
                 <w:i w:val="0"/>
                 <w:sz w:val="28"/>
+                <w:u w:val="none"/>
               </w:rPr>
               <w:t>F1-score (precision және recall гармоникалық орташасы)</w:t>
             </w:r>
@@ -6401,6 +6779,7 @@
                 <w:b w:val="0"/>
                 <w:i w:val="0"/>
                 <w:sz w:val="28"/>
+                <w:u w:val="none"/>
               </w:rPr>
               <w:t>G</w:t>
             </w:r>
@@ -6421,6 +6800,7 @@
                 <w:b w:val="0"/>
                 <w:i w:val="0"/>
                 <w:sz w:val="28"/>
+                <w:u w:val="none"/>
               </w:rPr>
               <w:t>Жалпылау коэффициенті, G = F1_external / F1_EyePACS</w:t>
             </w:r>
@@ -6443,6 +6823,7 @@
                 <w:b w:val="0"/>
                 <w:i w:val="0"/>
                 <w:sz w:val="28"/>
+                <w:u w:val="none"/>
               </w:rPr>
               <w:t>T</w:t>
             </w:r>
@@ -6463,6 +6844,7 @@
                 <w:b w:val="0"/>
                 <w:i w:val="0"/>
                 <w:sz w:val="28"/>
+                <w:u w:val="none"/>
               </w:rPr>
               <w:t>Қос шектеулі CLAHE-нің ғаламдық шектік мәні (T/80 формуляциясы)</w:t>
             </w:r>
@@ -6485,6 +6867,7 @@
                 <w:b w:val="0"/>
                 <w:i w:val="0"/>
                 <w:sz w:val="28"/>
+                <w:u w:val="none"/>
               </w:rPr>
               <w:t>α</w:t>
             </w:r>
@@ -6505,6 +6888,7 @@
                 <w:b w:val="0"/>
                 <w:i w:val="0"/>
                 <w:sz w:val="28"/>
+                <w:u w:val="none"/>
               </w:rPr>
               <w:t>Focal Loss класс салмағы параметрі (кері жиілік)</w:t>
             </w:r>
@@ -6527,6 +6911,7 @@
                 <w:b w:val="0"/>
                 <w:i w:val="0"/>
                 <w:sz w:val="28"/>
+                <w:u w:val="none"/>
               </w:rPr>
               <w:t>γ</w:t>
             </w:r>
@@ -6547,6 +6932,7 @@
                 <w:b w:val="0"/>
                 <w:i w:val="0"/>
                 <w:sz w:val="28"/>
+                <w:u w:val="none"/>
               </w:rPr>
               <w:t>Focal Loss фокустау параметрі (γ = 2)</w:t>
             </w:r>
@@ -6569,6 +6955,7 @@
                 <w:b w:val="0"/>
                 <w:i w:val="0"/>
                 <w:sz w:val="28"/>
+                <w:u w:val="none"/>
               </w:rPr>
               <w:t>κ</w:t>
             </w:r>
@@ -6589,6 +6976,7 @@
                 <w:b w:val="0"/>
                 <w:i w:val="0"/>
                 <w:sz w:val="28"/>
+                <w:u w:val="none"/>
               </w:rPr>
               <w:t>Квадраттық салмақтары бар Cohen's Kappa</w:t>
             </w:r>
@@ -6611,6 +6999,7 @@
                 <w:b w:val="0"/>
                 <w:i w:val="0"/>
                 <w:sz w:val="28"/>
+                <w:u w:val="none"/>
               </w:rPr>
               <w:t>σ</w:t>
             </w:r>
@@ -6631,6 +7020,7 @@
                 <w:b w:val="0"/>
                 <w:i w:val="0"/>
                 <w:sz w:val="28"/>
+                <w:u w:val="none"/>
               </w:rPr>
               <w:t>Flat-field correction-дегі Гаусс ядросының стандартты ауытқуы, σ = 0.07·D</w:t>
             </w:r>
@@ -6653,6 +7043,7 @@
                 <w:b w:val="0"/>
                 <w:i w:val="0"/>
                 <w:sz w:val="28"/>
+                <w:u w:val="none"/>
               </w:rPr>
               <w:t>ΔF1</w:t>
             </w:r>
@@ -6673,6 +7064,7 @@
                 <w:b w:val="0"/>
                 <w:i w:val="0"/>
                 <w:sz w:val="28"/>
+                <w:u w:val="none"/>
               </w:rPr>
               <w:t>Деректер жиынтығы аралық F1 төмендеуі, ΔF1 = F1_EyePACS − F1_external</w:t>
             </w:r>
@@ -6697,6 +7089,7 @@
           <w:b/>
           <w:i w:val="0"/>
           <w:sz w:val="32"/>
+          <w:u w:val="none"/>
         </w:rPr>
         <w:t>АНЫҚТАМАЛАР</w:t>
       </w:r>
@@ -6712,6 +7105,7 @@
           <w:b/>
           <w:i w:val="0"/>
           <w:sz w:val="28"/>
+          <w:u w:val="none"/>
         </w:rPr>
         <w:t>Архитектуралық күрделілік (Architectural complexity)</w:t>
       </w:r>
@@ -6721,6 +7115,7 @@
           <w:b w:val="0"/>
           <w:i w:val="0"/>
           <w:sz w:val="28"/>
+          <w:u w:val="none"/>
         </w:rPr>
         <w:t xml:space="preserve"> — CNN сыйымдылығы, конволюциялық қабаттар саны, оқытылатын параметрлердің жалпы саны, сүзгі өлшемдерінің ауқымы және регуляризация компоненттерінің (batch normalization, dropout) болуы немесе болмауы арқылы анықталады.</w:t>
       </w:r>
@@ -6736,6 +7131,7 @@
           <w:b/>
           <w:i w:val="0"/>
           <w:sz w:val="28"/>
+          <w:u w:val="none"/>
         </w:rPr>
         <w:t>Baseline (базалық тармақ)</w:t>
       </w:r>
@@ -6745,6 +7141,7 @@
           <w:b w:val="0"/>
           <w:i w:val="0"/>
           <w:sz w:val="28"/>
+          <w:u w:val="none"/>
         </w:rPr>
         <w:t xml:space="preserve"> — Эксперимент 1-дің анықтамалық конфигурациясы: 512×512-ге дейін созып-масштабтау, одан кейін ImageNet нормализациясы; FOV маскасы мен preprocessing кезеңдерінсіз 3 арналы тензор шығарады, магистраль ImageNet-тен инициализацияланады.</w:t>
       </w:r>
@@ -6760,6 +7157,7 @@
           <w:b/>
           <w:i w:val="0"/>
           <w:sz w:val="28"/>
+          <w:u w:val="none"/>
         </w:rPr>
         <w:t>CLAHE (Contrast-Limited Adaptive Histogram Equalization)</w:t>
       </w:r>
@@ -6769,6 +7167,7 @@
           <w:b w:val="0"/>
           <w:i w:val="0"/>
           <w:sz w:val="28"/>
+          <w:u w:val="none"/>
         </w:rPr>
         <w:t xml:space="preserve"> — контрастты күшейтуді шектейтін шектік мәнмен жергілікті кескін плиткалары бойынша жұмыс істейтін адаптивті контрастты күшейту әдісі; конвейерде LAB L-арнасына қос шектеулі шектік мәнмен қолданылады (5-кезең).</w:t>
       </w:r>
@@ -6784,6 +7183,7 @@
           <w:b/>
           <w:i w:val="0"/>
           <w:sz w:val="28"/>
+          <w:u w:val="none"/>
         </w:rPr>
         <w:t>Композиттік тәуелсіз айнымалы (Composite independent variable)</w:t>
       </w:r>
@@ -6793,6 +7193,7 @@
           <w:b w:val="0"/>
           <w:i w:val="0"/>
           <w:sz w:val="28"/>
+          <w:u w:val="none"/>
         </w:rPr>
         <w:t xml:space="preserve"> — Эксперимент 1-дің (H-1) біріктірілген басқарылатын факторы, мұнда толық конвейер тармағы baseline-нан preprocessing өсі (сегіз кезеңді конвейер vs. созып-масштабтау + ImageNet) және pretraining өсі (офтальмологияға бейімделген SSL vs. ImageNet) бойынша бірге ерекшеленеді.</w:t>
       </w:r>
@@ -6808,6 +7209,7 @@
           <w:b/>
           <w:i w:val="0"/>
           <w:sz w:val="28"/>
+          <w:u w:val="none"/>
         </w:rPr>
         <w:t>Convolutional Neural Network (CNN)</w:t>
       </w:r>
@@ -6817,6 +7219,7 @@
           <w:b w:val="0"/>
           <w:i w:val="0"/>
           <w:sz w:val="28"/>
+          <w:u w:val="none"/>
         </w:rPr>
         <w:t xml:space="preserve"> — белгілерді шығаруға арналған конволюциялық және pooling қабаттарынан және жіктеуге арналған толық байланысқан қабаттардан тұратын нейрондық архитектура; алдын ала өңделген fundus кескіндерінде бес класты DR градациясын жасайтын жіктеу магистралі.</w:t>
       </w:r>
@@ -6832,6 +7235,7 @@
           <w:b/>
           <w:i w:val="0"/>
           <w:sz w:val="28"/>
+          <w:u w:val="none"/>
         </w:rPr>
         <w:t>Cross-Validation</w:t>
       </w:r>
@@ -6841,6 +7245,7 @@
           <w:b w:val="0"/>
           <w:i w:val="0"/>
           <w:sz w:val="28"/>
+          <w:u w:val="none"/>
         </w:rPr>
         <w:t xml:space="preserve"> — 5 еселі, пациент деңгейінде стратификацияланған бөлуді пайдаланатын валидация стратегиясы; әр итерацияда төрт фолд оқыту, бір фолд тест ретінде қолданылады, бір пациенттің кескіндері екі бөлімде де болмайды; метрикалар орташа ± стандартты ауытқу түрінде беріледі.</w:t>
       </w:r>
@@ -6856,6 +7261,7 @@
           <w:b/>
           <w:i w:val="0"/>
           <w:sz w:val="28"/>
+          <w:u w:val="none"/>
         </w:rPr>
         <w:t>Data Augmentation</w:t>
       </w:r>
@@ -6865,6 +7271,7 @@
           <w:b w:val="0"/>
           <w:i w:val="0"/>
           <w:sz w:val="28"/>
+          <w:u w:val="none"/>
         </w:rPr>
         <w:t xml:space="preserve"> — оқыту деректерінің вариабельділігін арттыру және жалпылауды жақсарту үшін қолданылатын кескін түрлендірулері (біртұтас аффинді, ColorJitter [жарықтылық/контраст/қанығу/реңк], Гаусс шуы, JPEG компрессия); конвейердің тек оқытуға арналған 6-кезеңі.</w:t>
       </w:r>
@@ -6880,6 +7287,7 @@
           <w:b/>
           <w:i w:val="0"/>
           <w:sz w:val="28"/>
+          <w:u w:val="none"/>
         </w:rPr>
         <w:t>Деректер жиынтығына тән нормализация (Dataset-specific normalization)</w:t>
       </w:r>
@@ -6889,6 +7297,7 @@
           <w:b w:val="0"/>
           <w:i w:val="0"/>
           <w:sz w:val="28"/>
+          <w:u w:val="none"/>
         </w:rPr>
         <w:t xml:space="preserve"> — ImageNet статистикасының орнына негізгі деректер жиынтығының оқыту бөлігінен есептелген орташа мән мен стандартты ауытқуды пайдаланатын арна бойынша нормализация (7-кезең); толық конвейердің нормализациясы.</w:t>
       </w:r>
@@ -6904,6 +7313,7 @@
           <w:b/>
           <w:i w:val="0"/>
           <w:sz w:val="28"/>
+          <w:u w:val="none"/>
         </w:rPr>
         <w:t>Диабеттік ретинопатия (Diabetic Retinopathy, DR)</w:t>
       </w:r>
@@ -6913,6 +7323,7 @@
           <w:b w:val="0"/>
           <w:i w:val="0"/>
           <w:sz w:val="28"/>
+          <w:u w:val="none"/>
         </w:rPr>
         <w:t xml:space="preserve"> — қант диабетінің микротамырлық асқынуы және алдын алуға болатын көру қабілетінен айырылудың жетекші себебі; бес ауырлық сатысында градацияланады (0 — жоқ, 1 — жеңіл, 2 — орташа, 3 — ауыр, 4 — пролиферативті).</w:t>
       </w:r>
@@ -6928,6 +7339,7 @@
           <w:b/>
           <w:i w:val="0"/>
           <w:sz w:val="28"/>
+          <w:u w:val="none"/>
         </w:rPr>
         <w:t>Диагностикалық тиімділік (Diagnostic effectiveness)</w:t>
       </w:r>
@@ -6937,6 +7349,7 @@
           <w:b w:val="0"/>
           <w:i w:val="0"/>
           <w:sz w:val="28"/>
+          <w:u w:val="none"/>
         </w:rPr>
         <w:t xml:space="preserve"> — тест бөлімінде есептелген төрт негізгі метрика (accuracy, weighted F1-score, ROC-AUC және квадраттық салмақты Cohen's Kappa) бойынша бірлескен өнімділік профилі.</w:t>
       </w:r>
@@ -6952,6 +7365,7 @@
           <w:b/>
           <w:i w:val="0"/>
           <w:sz w:val="28"/>
+          <w:u w:val="none"/>
         </w:rPr>
         <w:t>Domain Shift</w:t>
       </w:r>
@@ -6961,6 +7375,7 @@
           <w:b w:val="0"/>
           <w:i w:val="0"/>
           <w:sz w:val="28"/>
+          <w:u w:val="none"/>
         </w:rPr>
         <w:t xml:space="preserve"> — бейнелеу жабдығының, пациенттер популяциясының немесе алу хаттамаларының айырмашылықтарынан туындайтын оқыту деректері мен мақсатты деректер арасындағы таралымдық айырмашылық.</w:t>
       </w:r>
@@ -6976,6 +7391,7 @@
           <w:b/>
           <w:i w:val="0"/>
           <w:sz w:val="28"/>
+          <w:u w:val="none"/>
         </w:rPr>
         <w:t>FOV маскасы (Field-of-View mask)</w:t>
       </w:r>
@@ -6985,6 +7401,7 @@
           <w:b w:val="0"/>
           <w:i w:val="0"/>
           <w:sz w:val="28"/>
+          <w:u w:val="none"/>
         </w:rPr>
         <w:t xml:space="preserve"> — 3-кезеңде жасалатын және 4-арна ретінде қосылатын бинарлық кеңістіктік маска (1.0 = нақты fundus деректері, 0.0 = нөлдік толтыру), CNN-ге нақты ретинальды пиксельдерді толтырылған фоннан ажыратуға мүмкіндік береді.</w:t>
       </w:r>
@@ -7000,6 +7417,7 @@
           <w:b/>
           <w:i w:val="0"/>
           <w:sz w:val="28"/>
+          <w:u w:val="none"/>
         </w:rPr>
         <w:t>Flat-Field Correction (адаптивті)</w:t>
       </w:r>
@@ -7009,6 +7427,7 @@
           <w:b w:val="0"/>
           <w:i w:val="0"/>
           <w:sz w:val="28"/>
+          <w:u w:val="none"/>
         </w:rPr>
         <w:t xml:space="preserve"> — FOV маскасы ішінде біркелкі емес жарықтандыруды қалыпқа келтіретін, жергілікті контрастты сақтайтын адаптивті σ = 0.07·D (D = FOV диаметрі) бар Гаусс бұлыңғырлауын азайту; конвейердің 4-кезеңі.</w:t>
       </w:r>
@@ -7024,6 +7443,7 @@
           <w:b/>
           <w:i w:val="0"/>
           <w:sz w:val="28"/>
+          <w:u w:val="none"/>
         </w:rPr>
         <w:t>Fundus кескіні (Fundus image)</w:t>
       </w:r>
@@ -7033,6 +7453,7 @@
           <w:b w:val="0"/>
           <w:i w:val="0"/>
           <w:sz w:val="28"/>
+          <w:u w:val="none"/>
         </w:rPr>
         <w:t xml:space="preserve"> — фундоскопия арқылы алынған ретинальды фотосурет; диссертацияның жалғыз бейнелеу модальділігі және preprocessing конвейері мен CNN жіктеуішінің кірісі.</w:t>
       </w:r>
@@ -7048,6 +7469,7 @@
           <w:b/>
           <w:i w:val="0"/>
           <w:sz w:val="28"/>
+          <w:u w:val="none"/>
         </w:rPr>
         <w:t>Жалпылау (cross-database)</w:t>
       </w:r>
@@ -7057,6 +7479,7 @@
           <w:b w:val="0"/>
           <w:i w:val="0"/>
           <w:sz w:val="28"/>
+          <w:u w:val="none"/>
         </w:rPr>
         <w:t xml:space="preserve"> — сол бір оқытылған модельмен қайта оқытусыз екінші деректер жиынтығындағы тест F1-score-дың негізгі деректер жиынтығындағы тест F1-score-ға қатынасы; жалпылау коэффициенті G = F1_external / F1_EyePACS.</w:t>
       </w:r>
@@ -7072,6 +7495,7 @@
           <w:b/>
           <w:i w:val="0"/>
           <w:sz w:val="28"/>
+          <w:u w:val="none"/>
         </w:rPr>
         <w:t>Grad-CAM (Gradient-weighted Class Activation Mapping)</w:t>
       </w:r>
@@ -7081,6 +7505,7 @@
           <w:b w:val="0"/>
           <w:i w:val="0"/>
           <w:sz w:val="28"/>
+          <w:u w:val="none"/>
         </w:rPr>
         <w:t xml:space="preserve"> — соңғы конволюциялық белгілер карталарының градиентпен өлшенген комбинациясынан класс-дискриминативті локализация карталарын жасайтын explainability әдісі; патологияны клиникалық локализациялау емес, интерпретация құралы.</w:t>
       </w:r>
@@ -7096,6 +7521,7 @@
           <w:b/>
           <w:i w:val="0"/>
           <w:sz w:val="28"/>
+          <w:u w:val="none"/>
         </w:rPr>
         <w:t>Кескін сапасы (Image quality)</w:t>
       </w:r>
@@ -7105,6 +7531,7 @@
           <w:b w:val="0"/>
           <w:i w:val="0"/>
           <w:sz w:val="28"/>
+          <w:u w:val="none"/>
         </w:rPr>
         <w:t xml:space="preserve"> — fundus кескінінің DR градациясына қатысты микротамырлық белгілерді автоматты түрде анықтауды қолдаудың өлшенетін қабілеті; субъективті визуалды баға арқылы емес, төмен ағындағы жіктеу өнімділігі арқылы бағаланады.</w:t>
       </w:r>
@@ -7120,6 +7547,7 @@
           <w:b/>
           <w:i w:val="0"/>
           <w:sz w:val="28"/>
+          <w:u w:val="none"/>
         </w:rPr>
         <w:t>Интеграцияланған конвейер үстемдігі (H-1)</w:t>
       </w:r>
@@ -7129,6 +7557,7 @@
           <w:b w:val="0"/>
           <w:i w:val="0"/>
           <w:sz w:val="28"/>
+          <w:u w:val="none"/>
         </w:rPr>
         <w:t xml:space="preserve"> — біріктірілген толық конвейер конфигурациясы baseline-нан біртұтас жүйе ретінде асып түседі деген негізгі гипотеза; эмпирикалық үстемдік критерийі (weighted F1 ≥ 5 пп өсу, ROC-AUC ≥ 0.02 өсу, Kappa нашарламауы) орындалғанда валидацияланады.</w:t>
       </w:r>
@@ -7144,6 +7573,7 @@
           <w:b/>
           <w:i w:val="0"/>
           <w:sz w:val="28"/>
+          <w:u w:val="none"/>
         </w:rPr>
         <w:t>Офтальмологияға бейімделген өзін-өзі бақылаусыз алдын ала оқыту</w:t>
       </w:r>
@@ -7153,6 +7583,7 @@
           <w:b w:val="0"/>
           <w:i w:val="0"/>
           <w:sz w:val="28"/>
+          <w:u w:val="none"/>
         </w:rPr>
         <w:t xml:space="preserve"> — CNN магистралін белгіленбеген ретинальды fundus корпусында (DR белгілерінсіз) өзін-өзі бақылаусыз алдын ала оқыту; толық конвейер тармағының инициализациясы ретінде қолданылады, 4-арналы конвейер тензорында fundus-домен репрезентацияларын үйренеді.</w:t>
       </w:r>
@@ -7168,6 +7599,7 @@
           <w:b/>
           <w:i w:val="0"/>
           <w:sz w:val="28"/>
+          <w:u w:val="none"/>
         </w:rPr>
         <w:t>Physician-in-the-Loop</w:t>
       </w:r>
@@ -7177,6 +7609,7 @@
           <w:b w:val="0"/>
           <w:i w:val="0"/>
           <w:sz w:val="28"/>
+          <w:u w:val="none"/>
         </w:rPr>
         <w:t xml:space="preserve"> — дәрігер AI шығысын тек тұтынушы ретінде емес, нәтижелерді интерпретациялайтын және жүйені баптайтын «баптаушы» әрі аудитор ретінде әрекет ететін жобалау парадигмасы; ұсынылған жүйе осы парадигма аясындағы шешім қабылдауды қолдау құралы.</w:t>
       </w:r>
@@ -7192,6 +7625,7 @@
           <w:b/>
           <w:i w:val="0"/>
           <w:sz w:val="28"/>
+          <w:u w:val="none"/>
         </w:rPr>
         <w:t>Preprocessing Pipeline (алдын ала өңдеу конвейері)</w:t>
       </w:r>
@@ -7201,6 +7635,7 @@
           <w:b w:val="0"/>
           <w:i w:val="0"/>
           <w:sz w:val="28"/>
+          <w:u w:val="none"/>
         </w:rPr>
         <w:t xml:space="preserve"> — CNN кірісіне дейін fundus кескіндеріне қолданылатын канондық сегіз кезеңді реттелген тізбек (0–7 кезеңдер); толық конвейер барлық сегіз кезеңді қолданып, 4-арналы тензор (RGB + FOV маскасы) шығарады.</w:t>
       </w:r>
@@ -7216,6 +7651,7 @@
           <w:b/>
           <w:i w:val="0"/>
           <w:sz w:val="28"/>
+          <w:u w:val="none"/>
         </w:rPr>
         <w:t>Ресурстары шектеулі орта (Resource-limited environment)</w:t>
       </w:r>
@@ -7225,6 +7661,7 @@
           <w:b w:val="0"/>
           <w:i w:val="0"/>
           <w:sz w:val="28"/>
+          <w:u w:val="none"/>
         </w:rPr>
         <w:t xml:space="preserve"> — келесілердің кемінде екеуімен сипатталатын орналастыру контексті: GPU үдетуінің болмауы; қолжетімді RAM 16 ГБ-тан төмен; пакеттік өңдеу уақытының шектеулері; үздіксіз бұлттық API-ге сенуге мүмкіндік бермейтін желілік байланыс.</w:t>
       </w:r>
@@ -7240,6 +7677,7 @@
           <w:b/>
           <w:i w:val="0"/>
           <w:sz w:val="28"/>
+          <w:u w:val="none"/>
         </w:rPr>
         <w:t>Transfer Learning</w:t>
       </w:r>
@@ -7249,6 +7687,7 @@
           <w:b w:val="0"/>
           <w:i w:val="0"/>
           <w:sz w:val="28"/>
+          <w:u w:val="none"/>
         </w:rPr>
         <w:t xml:space="preserve"> — алдын ала оқытылған желі салмақтарын fundus-кескін доменіне қайта пайдалану және бейімдеу; H-1 бойынша инициализация көзі тармаққа бағынады (baseline үшін ImageNet, толық конвейер үшін офтальмологияға бейімделген SSL).</w:t>
       </w:r>
@@ -7264,6 +7703,7 @@
           <w:b/>
           <w:i w:val="0"/>
           <w:sz w:val="28"/>
+          <w:u w:val="none"/>
         </w:rPr>
         <w:t>Weighted Loss Function</w:t>
       </w:r>
@@ -7273,6 +7713,7 @@
           <w:b w:val="0"/>
           <w:i w:val="0"/>
           <w:sz w:val="28"/>
+          <w:u w:val="none"/>
         </w:rPr>
         <w:t xml:space="preserve"> — класс теңсіздігін шешетін және бес класты DR градациясының реттік құрылымын пайдаланатын класс бойынша салмақтары бар кросс-энтропия шығын функциясы.</w:t>
       </w:r>
@@ -7303,6 +7744,7 @@
         <w:b w:val="0"/>
         <w:i w:val="0"/>
         <w:sz w:val="28"/>
+        <w:u w:val="none"/>
       </w:rPr>
       <w:fldChar w:fldCharType="begin"/>
       <w:instrText xml:space="preserve">PAGE</w:instrText>
